--- a/template_p5.docx
+++ b/template_p5.docx
@@ -2427,7 +2427,7 @@
                                     <w:rPr>
                                       <w:color w:val="FF0000"/>
                                     </w:rPr>
-                                    <w:t>[[OLD_TABLE_PLACEHOLDER]]</w:t>
+                                    <w:t>[[OLD_TABLE]]</w:t>
                                   </w:r>
                                 </w:p>
                               </w:txbxContent>
@@ -2468,7 +2468,7 @@
                               <w:rPr>
                                 <w:color w:val="FF0000"/>
                               </w:rPr>
-                              <w:t>[[OLD_TABLE_PLACEHOLDER]]</w:t>
+                              <w:t>[[OLD_TABLE]]</w:t>
                             </w:r>
                           </w:p>
                         </w:txbxContent>
@@ -2504,33 +2504,9 @@
             </w:r>
             <w:r>
               <w:rPr>
-                <w:rFonts w:ascii="標楷體" w:eastAsia="標楷體" w:hAnsi="標楷體"/>
                 <w:color w:val="FF0000"/>
               </w:rPr>
-              <w:t>{{</w:t>
-            </w:r>
-            <w:r>
-              <w:rPr>
-                <w:rFonts w:ascii="標楷體" w:eastAsia="標楷體" w:hAnsi="標楷體" w:hint="eastAsia"/>
-                <w:color w:val="FF0000"/>
-                <w:szCs w:val="24"/>
-              </w:rPr>
-              <w:t>110</w:t>
-            </w:r>
-            <w:r>
-              <w:rPr>
-                <w:rFonts w:ascii="標楷體" w:eastAsia="標楷體" w:hAnsi="標楷體"/>
-                <w:color w:val="FF0000"/>
-                <w:szCs w:val="24"/>
-              </w:rPr>
-              <w:t>,277</w:t>
-            </w:r>
-            <w:r>
-              <w:rPr>
-                <w:rFonts w:ascii="標楷體" w:eastAsia="標楷體" w:hAnsi="標楷體"/>
-                <w:color w:val="FF0000"/>
-              </w:rPr>
-              <w:t>}}</w:t>
+              <w:t>{{OLD_KWH}}</w:t>
             </w:r>
             <w:r>
               <w:rPr>
@@ -3290,18 +3266,47 @@
             </w:r>
             <w:r>
               <w:rPr>
-                <w:rFonts w:ascii="標楷體" w:eastAsia="標楷體" w:hAnsi="標楷體"/>
                 <w:color w:val="FF0000"/>
               </w:rPr>
+              <w:t>{{SAVE_KWH}}</w:t>
+            </w:r>
+            <w:r>
+              <w:rPr>
+                <w:rFonts w:ascii="標楷體" w:eastAsia="標楷體" w:hAnsi="標楷體" w:hint="eastAsia"/>
+                <w:szCs w:val="24"/>
+              </w:rPr>
+              <w:t>kWh，</w:t>
+            </w:r>
+            <w:proofErr w:type="gramStart"/>
+            <w:r>
+              <w:rPr>
+                <w:rFonts w:ascii="標楷體" w:eastAsia="標楷體" w:hAnsi="標楷體" w:hint="eastAsia"/>
+                <w:szCs w:val="24"/>
+              </w:rPr>
+              <w:t>抑低需量</w:t>
+            </w:r>
+            <w:proofErr w:type="gramEnd"/>
+            <w:r>
+              <w:rPr>
+                <w:rFonts w:ascii="標楷體" w:eastAsia="標楷體" w:hAnsi="標楷體" w:hint="eastAsia"/>
+                <w:szCs w:val="24"/>
+              </w:rPr>
+              <w:t>約</w:t>
+            </w:r>
+            <w:r>
+              <w:rPr>
+                <w:rFonts w:ascii="標楷體" w:eastAsia="標楷體" w:hAnsi="標楷體"/>
+                <w:color w:val="FF0000"/>
+              </w:rPr>
               <w:t>{{</w:t>
             </w:r>
             <w:r>
               <w:rPr>
                 <w:rFonts w:ascii="標楷體" w:eastAsia="標楷體" w:hAnsi="標楷體"/>
-                <w:bCs/>
                 <w:color w:val="FF0000"/>
-              </w:rPr>
-              <w:t>42,054</w:t>
+                <w:szCs w:val="24"/>
+              </w:rPr>
+              <w:t>13</w:t>
             </w:r>
             <w:r>
               <w:rPr>
@@ -3312,124 +3317,48 @@
             </w:r>
             <w:r>
               <w:rPr>
+                <w:rFonts w:ascii="標楷體" w:eastAsia="標楷體" w:hAnsi="標楷體"/>
+                <w:szCs w:val="24"/>
+              </w:rPr>
+              <w:t>k</w:t>
+            </w:r>
+            <w:r>
+              <w:rPr>
                 <w:rFonts w:ascii="標楷體" w:eastAsia="標楷體" w:hAnsi="標楷體" w:hint="eastAsia"/>
                 <w:szCs w:val="24"/>
               </w:rPr>
-              <w:t>kWh，</w:t>
-            </w:r>
-            <w:proofErr w:type="gramStart"/>
+              <w:t>W，節省電費約</w:t>
+            </w:r>
+            <w:r>
+              <w:rPr>
+                <w:color w:val="FF0000"/>
+              </w:rPr>
+              <w:t>{{SAVE_MONEY}}</w:t>
+            </w:r>
             <w:r>
               <w:rPr>
                 <w:rFonts w:ascii="標楷體" w:eastAsia="標楷體" w:hAnsi="標楷體" w:hint="eastAsia"/>
                 <w:szCs w:val="24"/>
               </w:rPr>
-              <w:t>抑低需量</w:t>
-            </w:r>
-            <w:proofErr w:type="gramEnd"/>
-            <w:r>
-              <w:rPr>
-                <w:rFonts w:ascii="標楷體" w:eastAsia="標楷體" w:hAnsi="標楷體" w:hint="eastAsia"/>
-                <w:szCs w:val="24"/>
-              </w:rPr>
-              <w:t>約</w:t>
-            </w:r>
-            <w:r>
-              <w:rPr>
-                <w:rFonts w:ascii="標楷體" w:eastAsia="標楷體" w:hAnsi="標楷體"/>
-                <w:color w:val="FF0000"/>
-              </w:rPr>
-              <w:t>{{</w:t>
-            </w:r>
-            <w:r>
-              <w:rPr>
-                <w:rFonts w:ascii="標楷體" w:eastAsia="標楷體" w:hAnsi="標楷體"/>
-                <w:color w:val="FF0000"/>
-                <w:szCs w:val="24"/>
-              </w:rPr>
-              <w:t>13</w:t>
-            </w:r>
-            <w:r>
-              <w:rPr>
-                <w:rFonts w:ascii="標楷體" w:eastAsia="標楷體" w:hAnsi="標楷體"/>
-                <w:color w:val="FF0000"/>
-              </w:rPr>
-              <w:t>}}</w:t>
-            </w:r>
-            <w:r>
-              <w:rPr>
-                <w:rFonts w:ascii="標楷體" w:eastAsia="標楷體" w:hAnsi="標楷體"/>
-                <w:szCs w:val="24"/>
-              </w:rPr>
-              <w:t>k</w:t>
-            </w:r>
-            <w:r>
-              <w:rPr>
-                <w:rFonts w:ascii="標楷體" w:eastAsia="標楷體" w:hAnsi="標楷體" w:hint="eastAsia"/>
-                <w:szCs w:val="24"/>
-              </w:rPr>
-              <w:t>W，節省電費約</w:t>
-            </w:r>
-            <w:r>
-              <w:rPr>
-                <w:rFonts w:ascii="標楷體" w:eastAsia="標楷體" w:hAnsi="標楷體"/>
-                <w:color w:val="FF0000"/>
-              </w:rPr>
-              <w:t>{{</w:t>
-            </w:r>
-            <w:r>
-              <w:rPr>
-                <w:rFonts w:ascii="標楷體" w:eastAsia="標楷體" w:hAnsi="標楷體"/>
-                <w:color w:val="FF0000"/>
-                <w:szCs w:val="24"/>
-              </w:rPr>
-              <w:t>19.5</w:t>
-            </w:r>
-            <w:r>
-              <w:rPr>
-                <w:rFonts w:ascii="標楷體" w:eastAsia="標楷體" w:hAnsi="標楷體"/>
-                <w:color w:val="FF0000"/>
-              </w:rPr>
-              <w:t>}}</w:t>
-            </w:r>
-            <w:r>
-              <w:rPr>
-                <w:rFonts w:ascii="標楷體" w:eastAsia="標楷體" w:hAnsi="標楷體" w:hint="eastAsia"/>
-                <w:szCs w:val="24"/>
-              </w:rPr>
               <w:t>萬元/年。</w:t>
-            </w:r>
-          </w:p>
-          <w:p>
-            <w:pPr>
-              <w:jc w:val="center"/>
-              <w:rPr>
-                <w:noProof/>
-                <w:color w:val="FF0000"/>
-              </w:rPr>
-            </w:pPr>
-            <w:r>
-              <w:rPr>
-                <w:color w:val="FF0000"/>
-              </w:rPr>
-              <w:t>[[OLD_TABLE_PL</w:t>
-            </w:r>
-            <w:bookmarkStart w:id="0" w:name="_GoBack"/>
-            <w:bookmarkEnd w:id="0"/>
-            <w:r>
-              <w:rPr>
-                <w:color w:val="FF0000"/>
-              </w:rPr>
-              <w:t>ACEHOLDER]]</w:t>
             </w:r>
           </w:p>
           <w:p>
             <w:pPr>
               <w:widowControl/>
-              <w:rPr>
-                <w:rFonts w:ascii="標楷體" w:eastAsia="標楷體" w:hAnsi="標楷體"/>
+              <w:jc w:val="center"/>
+              <w:rPr>
+                <w:rFonts w:ascii="標楷體" w:eastAsia="標楷體" w:hAnsi="標楷體"/>
+                <w:color w:val="FF0000"/>
                 <w:szCs w:val="24"/>
               </w:rPr>
             </w:pPr>
+            <w:r>
+              <w:rPr>
+                <w:color w:val="FF0000"/>
+              </w:rPr>
+              <w:t>[[NEW_TABLE]]</w:t>
+            </w:r>
           </w:p>
           <w:p>
             <w:pPr>
@@ -3464,6 +3393,7 @@
             <w:r>
               <w:rPr>
                 <w:rFonts w:ascii="標楷體" w:eastAsia="標楷體" w:hAnsi="標楷體"/>
+                <w:color w:val="FF0000"/>
                 <w:kern w:val="0"/>
                 <w:szCs w:val="24"/>
               </w:rPr>
@@ -3569,6 +3499,7 @@
             <w:r>
               <w:rPr>
                 <w:rFonts w:ascii="標楷體" w:eastAsia="標楷體" w:hAnsi="標楷體"/>
+                <w:color w:val="FF0000"/>
               </w:rPr>
               <w:t>58.5</w:t>
             </w:r>
@@ -3590,11 +3521,19 @@
                 <w:rFonts w:ascii="標楷體" w:eastAsia="標楷體" w:hAnsi="標楷體"/>
                 <w:color w:val="FF0000"/>
               </w:rPr>
-              <w:t>{{</w:t>
-            </w:r>
-            <w:r>
-              <w:rPr>
-                <w:rFonts w:ascii="標楷體" w:eastAsia="標楷體" w:hAnsi="標楷體"/>
+              <w:t>{</w:t>
+            </w:r>
+            <w:r>
+              <w:rPr>
+                <w:rFonts w:ascii="標楷體" w:eastAsia="標楷體" w:hAnsi="標楷體"/>
+                <w:color w:val="FF0000"/>
+              </w:rPr>
+              <w:t>{</w:t>
+            </w:r>
+            <w:r>
+              <w:rPr>
+                <w:rFonts w:ascii="標楷體" w:eastAsia="標楷體" w:hAnsi="標楷體"/>
+                <w:color w:val="FF0000"/>
               </w:rPr>
               <w:t>19.5</w:t>
             </w:r>
@@ -3603,7 +3542,14 @@
                 <w:rFonts w:ascii="標楷體" w:eastAsia="標楷體" w:hAnsi="標楷體"/>
                 <w:color w:val="FF0000"/>
               </w:rPr>
-              <w:t>}}</w:t>
+              <w:t>}</w:t>
+            </w:r>
+            <w:r>
+              <w:rPr>
+                <w:rFonts w:ascii="標楷體" w:eastAsia="標楷體" w:hAnsi="標楷體"/>
+                <w:color w:val="FF0000"/>
+              </w:rPr>
+              <w:t>}</w:t>
             </w:r>
             <w:r>
               <w:rPr>
@@ -3624,11 +3570,19 @@
                 <w:rFonts w:ascii="標楷體" w:eastAsia="標楷體" w:hAnsi="標楷體"/>
                 <w:color w:val="FF0000"/>
               </w:rPr>
-              <w:t>{{</w:t>
-            </w:r>
-            <w:r>
-              <w:rPr>
-                <w:rFonts w:ascii="標楷體" w:eastAsia="標楷體" w:hAnsi="標楷體"/>
+              <w:t>{</w:t>
+            </w:r>
+            <w:r>
+              <w:rPr>
+                <w:rFonts w:ascii="標楷體" w:eastAsia="標楷體" w:hAnsi="標楷體"/>
+                <w:color w:val="FF0000"/>
+              </w:rPr>
+              <w:t>{</w:t>
+            </w:r>
+            <w:r>
+              <w:rPr>
+                <w:rFonts w:ascii="標楷體" w:eastAsia="標楷體" w:hAnsi="標楷體"/>
+                <w:color w:val="FF0000"/>
               </w:rPr>
               <w:t>3</w:t>
             </w:r>
@@ -3637,7 +3591,14 @@
                 <w:rFonts w:ascii="標楷體" w:eastAsia="標楷體" w:hAnsi="標楷體"/>
                 <w:color w:val="FF0000"/>
               </w:rPr>
-              <w:t>}}</w:t>
+              <w:t>}</w:t>
+            </w:r>
+            <w:r>
+              <w:rPr>
+                <w:rFonts w:ascii="標楷體" w:eastAsia="標楷體" w:hAnsi="標楷體"/>
+                <w:color w:val="FF0000"/>
+              </w:rPr>
+              <w:t>}</w:t>
             </w:r>
             <w:r>
               <w:rPr>
@@ -3645,6 +3606,8 @@
               </w:rPr>
               <w:t>年。</w:t>
             </w:r>
+            <w:bookmarkStart w:id="0" w:name="_GoBack"/>
+            <w:bookmarkEnd w:id="0"/>
           </w:p>
         </w:tc>
       </w:tr>
@@ -3764,7 +3727,7 @@
         <w:rFonts w:ascii="Times New Roman" w:hAnsi="Times New Roman"/>
         <w:noProof/>
       </w:rPr>
-      <w:t>1</w:t>
+      <w:t>2</w:t>
     </w:r>
     <w:r>
       <w:rPr>
@@ -6763,7 +6726,7 @@
 </file>
 
 <file path=customXml/itemProps1.xml><?xml version="1.0" encoding="utf-8"?>
-<ds:datastoreItem xmlns:ds="http://schemas.openxmlformats.org/officeDocument/2006/customXml" ds:itemID="{F598A931-4C43-48BD-9D2C-E9E3819C8C4F}">
+<ds:datastoreItem xmlns:ds="http://schemas.openxmlformats.org/officeDocument/2006/customXml" ds:itemID="{F07065FE-FEBC-47D8-8AF7-92A3694E8A84}">
   <ds:schemaRefs>
     <ds:schemaRef ds:uri="http://schemas.openxmlformats.org/officeDocument/2006/bibliography"/>
   </ds:schemaRefs>

--- a/template_p5.docx
+++ b/template_p5.docx
@@ -2118,151 +2118,69 @@
             </w:r>
             <w:r>
               <w:rPr>
-                <w:rFonts w:ascii="標楷體" w:eastAsia="標楷體" w:hAnsi="標楷體"/>
                 <w:color w:val="FF0000"/>
               </w:rPr>
-              <w:t>{{</w:t>
+              <w:t>{{COUNT}}</w:t>
             </w:r>
             <w:r>
               <w:rPr>
                 <w:rFonts w:ascii="標楷體" w:eastAsia="標楷體" w:hAnsi="標楷體" w:hint="eastAsia"/>
+              </w:rPr>
+              <w:t>組冷卻水塔，冰水主機</w:t>
+            </w:r>
+            <w:r>
+              <w:rPr>
+                <w:rFonts w:ascii="標楷體" w:eastAsia="標楷體" w:hAnsi="標楷體" w:hint="eastAsia"/>
+              </w:rPr>
+              <w:t>開</w:t>
+            </w:r>
+            <w:r>
+              <w:rPr>
+                <w:rFonts w:ascii="標楷體" w:eastAsia="標楷體" w:hAnsi="標楷體" w:hint="eastAsia"/>
+              </w:rPr>
+              <w:t>啟</w:t>
+            </w:r>
+            <w:r>
+              <w:rPr>
                 <w:color w:val="FF0000"/>
               </w:rPr>
-              <w:t>2</w:t>
-            </w:r>
-            <w:r>
-              <w:rPr>
-                <w:rFonts w:ascii="標楷體" w:eastAsia="標楷體" w:hAnsi="標楷體"/>
+              <w:t>{{CH_INFO}}</w:t>
+            </w:r>
+            <w:r>
+              <w:rPr>
+                <w:rFonts w:ascii="標楷體" w:eastAsia="標楷體" w:hAnsi="標楷體" w:hint="eastAsia"/>
+              </w:rPr>
+              <w:t>，現場查看得知</w:t>
+            </w:r>
+            <w:r>
+              <w:rPr>
                 <w:color w:val="FF0000"/>
               </w:rPr>
-              <w:t>}}</w:t>
+              <w:t>{{RT_INFO}}</w:t>
             </w:r>
             <w:r>
               <w:rPr>
                 <w:rFonts w:ascii="標楷體" w:eastAsia="標楷體" w:hAnsi="標楷體" w:hint="eastAsia"/>
               </w:rPr>
-              <w:t>組冷卻水塔，冰水主機</w:t>
+              <w:t>冷卻水塔使用</w:t>
+            </w:r>
+            <w:r>
+              <w:rPr>
+                <w:color w:val="FF0000"/>
+              </w:rPr>
+              <w:t>{{MOTOR_INFO}}</w:t>
             </w:r>
             <w:r>
               <w:rPr>
                 <w:rFonts w:ascii="標楷體" w:eastAsia="標楷體" w:hAnsi="標楷體" w:hint="eastAsia"/>
               </w:rPr>
-              <w:t>開</w:t>
-            </w:r>
-            <w:r>
-              <w:rPr>
-                <w:rFonts w:ascii="標楷體" w:eastAsia="標楷體" w:hAnsi="標楷體" w:hint="eastAsia"/>
-              </w:rPr>
-              <w:t>啟</w:t>
-            </w:r>
-            <w:r>
-              <w:rPr>
-                <w:rFonts w:ascii="標楷體" w:eastAsia="標楷體" w:hAnsi="標楷體"/>
+              <w:t>風車並聯，風車</w:t>
+            </w:r>
+            <w:r>
+              <w:rPr>
                 <w:color w:val="FF0000"/>
               </w:rPr>
-              <w:t>{{</w:t>
-            </w:r>
-            <w:r>
-              <w:rPr>
-                <w:rFonts w:ascii="標楷體" w:eastAsia="標楷體" w:hAnsi="標楷體" w:hint="eastAsia"/>
-                <w:color w:val="FF0000"/>
-              </w:rPr>
-              <w:t>CH-1</w:t>
-            </w:r>
-            <w:r>
-              <w:rPr>
-                <w:rFonts w:ascii="標楷體" w:eastAsia="標楷體" w:hAnsi="標楷體"/>
-                <w:color w:val="FF0000"/>
-              </w:rPr>
-              <w:t>}}</w:t>
-            </w:r>
-            <w:r>
-              <w:rPr>
-                <w:rFonts w:ascii="標楷體" w:eastAsia="標楷體" w:hAnsi="標楷體" w:hint="eastAsia"/>
-              </w:rPr>
-              <w:t>，現場查看得知</w:t>
-            </w:r>
-            <w:r>
-              <w:rPr>
-                <w:rFonts w:ascii="標楷體" w:eastAsia="標楷體" w:hAnsi="標楷體"/>
-                <w:color w:val="FF0000"/>
-              </w:rPr>
-              <w:t>{{</w:t>
-            </w:r>
-            <w:r>
-              <w:rPr>
-                <w:rFonts w:ascii="標楷體" w:eastAsia="標楷體" w:hAnsi="標楷體" w:hint="eastAsia"/>
-                <w:color w:val="FF0000"/>
-              </w:rPr>
-              <w:t>1200RT</w:t>
-            </w:r>
-            <w:r>
-              <w:rPr>
-                <w:rFonts w:ascii="標楷體" w:eastAsia="標楷體" w:hAnsi="標楷體"/>
-                <w:color w:val="FF0000"/>
-              </w:rPr>
-              <w:t>}}</w:t>
-            </w:r>
-            <w:r>
-              <w:rPr>
-                <w:rFonts w:ascii="標楷體" w:eastAsia="標楷體" w:hAnsi="標楷體" w:hint="eastAsia"/>
-              </w:rPr>
-              <w:t>冷卻水塔使用</w:t>
-            </w:r>
-            <w:r>
-              <w:rPr>
-                <w:rFonts w:ascii="標楷體" w:eastAsia="標楷體" w:hAnsi="標楷體"/>
-                <w:color w:val="FF0000"/>
-              </w:rPr>
-              <w:t>{{</w:t>
-            </w:r>
-            <w:r>
-              <w:rPr>
-                <w:rFonts w:ascii="標楷體" w:eastAsia="標楷體" w:hAnsi="標楷體" w:hint="eastAsia"/>
-                <w:color w:val="FF0000"/>
-              </w:rPr>
-              <w:t>三台15</w:t>
-            </w:r>
-            <w:r>
-              <w:rPr>
-                <w:rFonts w:ascii="標楷體" w:eastAsia="標楷體" w:hAnsi="標楷體"/>
-                <w:color w:val="FF0000"/>
-              </w:rPr>
-              <w:t>hp</w:t>
-            </w:r>
-            <w:r>
-              <w:rPr>
-                <w:rFonts w:ascii="標楷體" w:eastAsia="標楷體" w:hAnsi="標楷體"/>
-                <w:color w:val="FF0000"/>
-              </w:rPr>
-              <w:t>}}</w:t>
-            </w:r>
-            <w:r>
-              <w:rPr>
-                <w:rFonts w:ascii="標楷體" w:eastAsia="標楷體" w:hAnsi="標楷體" w:hint="eastAsia"/>
-              </w:rPr>
-              <w:t>風車並聯，風車</w:t>
-            </w:r>
-            <w:r>
-              <w:rPr>
-                <w:rFonts w:ascii="標楷體" w:eastAsia="標楷體" w:hAnsi="標楷體"/>
-                <w:color w:val="FF0000"/>
-              </w:rPr>
-              <w:t>{{</w:t>
-            </w:r>
-            <w:r>
-              <w:rPr>
-                <w:rFonts w:ascii="標楷體" w:eastAsia="標楷體" w:hAnsi="標楷體" w:hint="eastAsia"/>
-                <w:color w:val="FF0000"/>
-              </w:rPr>
-              <w:t>僅開啟一台</w:t>
-            </w:r>
-            <w:r>
-              <w:rPr>
-                <w:rFonts w:ascii="標楷體" w:eastAsia="標楷體" w:hAnsi="標楷體"/>
-                <w:color w:val="FF0000"/>
-              </w:rPr>
-              <w:t>}}</w:t>
+              <w:t>{{OP_NOTE}}</w:t>
             </w:r>
             <w:r>
               <w:rPr>
@@ -2316,7 +2234,16 @@
                 <w:rFonts w:ascii="標楷體" w:eastAsia="標楷體" w:hAnsi="標楷體" w:hint="eastAsia"/>
                 <w:szCs w:val="24"/>
               </w:rPr>
-              <w:t>變頻控制，風車依照冷卻水回水溫度設定</w:t>
+              <w:t>變頻控制，風車依照冷卻</w:t>
+            </w:r>
+            <w:bookmarkStart w:id="0" w:name="_GoBack"/>
+            <w:bookmarkEnd w:id="0"/>
+            <w:r>
+              <w:rPr>
+                <w:rFonts w:ascii="標楷體" w:eastAsia="標楷體" w:hAnsi="標楷體" w:hint="eastAsia"/>
+                <w:szCs w:val="24"/>
+              </w:rPr>
+              <w:t>水回水溫度設定</w:t>
             </w:r>
             <w:proofErr w:type="gramStart"/>
             <w:r>
@@ -3606,8 +3533,6 @@
               </w:rPr>
               <w:t>年。</w:t>
             </w:r>
-            <w:bookmarkStart w:id="0" w:name="_GoBack"/>
-            <w:bookmarkEnd w:id="0"/>
           </w:p>
         </w:tc>
       </w:tr>
@@ -6726,7 +6651,7 @@
 </file>
 
 <file path=customXml/itemProps1.xml><?xml version="1.0" encoding="utf-8"?>
-<ds:datastoreItem xmlns:ds="http://schemas.openxmlformats.org/officeDocument/2006/customXml" ds:itemID="{F07065FE-FEBC-47D8-8AF7-92A3694E8A84}">
+<ds:datastoreItem xmlns:ds="http://schemas.openxmlformats.org/officeDocument/2006/customXml" ds:itemID="{3610C694-F03B-4E10-8097-82B790126218}">
   <ds:schemaRefs>
     <ds:schemaRef ds:uri="http://schemas.openxmlformats.org/officeDocument/2006/bibliography"/>
   </ds:schemaRefs>

--- a/template_p5.docx
+++ b/template_p5.docx
@@ -2085,21 +2085,18 @@
             </w:pPr>
             <w:r>
               <w:rPr>
-                <w:rFonts w:ascii="標楷體" w:eastAsia="標楷體" w:hAnsi="標楷體"/>
                 <w:color w:val="FF0000"/>
               </w:rPr>
               <w:t>{{</w:t>
             </w:r>
             <w:r>
               <w:rPr>
-                <w:rFonts w:ascii="標楷體" w:eastAsia="標楷體" w:hAnsi="標楷體" w:hint="eastAsia"/>
                 <w:color w:val="FF0000"/>
               </w:rPr>
               <w:t>貴單位</w:t>
             </w:r>
             <w:r>
               <w:rPr>
-                <w:rFonts w:ascii="標楷體" w:eastAsia="標楷體" w:hAnsi="標楷體"/>
                 <w:color w:val="FF0000"/>
               </w:rPr>
               <w:t>}}</w:t>
@@ -2234,16 +2231,7 @@
                 <w:rFonts w:ascii="標楷體" w:eastAsia="標楷體" w:hAnsi="標楷體" w:hint="eastAsia"/>
                 <w:szCs w:val="24"/>
               </w:rPr>
-              <w:t>變頻控制，風車依照冷卻</w:t>
-            </w:r>
-            <w:bookmarkStart w:id="0" w:name="_GoBack"/>
-            <w:bookmarkEnd w:id="0"/>
-            <w:r>
-              <w:rPr>
-                <w:rFonts w:ascii="標楷體" w:eastAsia="標楷體" w:hAnsi="標楷體" w:hint="eastAsia"/>
-                <w:szCs w:val="24"/>
-              </w:rPr>
-              <w:t>水回水溫度設定</w:t>
+              <w:t>變頻控制，風車依照冷卻水回水溫度設定</w:t>
             </w:r>
             <w:proofErr w:type="gramStart"/>
             <w:r>
@@ -2526,49 +2514,9 @@
             </w:r>
             <w:r>
               <w:rPr>
-                <w:rFonts w:ascii="標楷體" w:eastAsia="標楷體" w:hAnsi="標楷體"/>
                 <w:color w:val="FF0000"/>
               </w:rPr>
-              <w:t>{{</w:t>
-            </w:r>
-            <w:r>
-              <w:rPr>
-                <w:rFonts w:ascii="標楷體" w:eastAsia="標楷體" w:hAnsi="標楷體" w:hint="eastAsia"/>
-                <w:color w:val="FF0000"/>
-                <w:szCs w:val="24"/>
-              </w:rPr>
-              <w:t>15</w:t>
-            </w:r>
-            <w:r>
-              <w:rPr>
-                <w:rFonts w:ascii="標楷體" w:eastAsia="標楷體" w:hAnsi="標楷體" w:hint="eastAsia"/>
-                <w:color w:val="FF0000"/>
-                <w:kern w:val="0"/>
-                <w:szCs w:val="24"/>
-              </w:rPr>
-              <w:t>HP</w:t>
-            </w:r>
-            <w:r>
-              <w:rPr>
-                <w:color w:val="FF0000"/>
-              </w:rPr>
-              <w:t>×</w:t>
-            </w:r>
-            <w:r>
-              <w:rPr>
-                <w:rFonts w:ascii="標楷體" w:eastAsia="標楷體" w:hAnsi="標楷體" w:hint="eastAsia"/>
-                <w:color w:val="FF0000"/>
-                <w:kern w:val="0"/>
-                <w:szCs w:val="24"/>
-              </w:rPr>
-              <w:t>3台</w:t>
-            </w:r>
-            <w:r>
-              <w:rPr>
-                <w:rFonts w:ascii="標楷體" w:eastAsia="標楷體" w:hAnsi="標楷體"/>
-                <w:color w:val="FF0000"/>
-              </w:rPr>
-              <w:t>}}</w:t>
+              <w:t>{{MOTOR_SPEC}}</w:t>
             </w:r>
             <w:r>
               <w:rPr>
@@ -3222,25 +3170,9 @@
             </w:r>
             <w:r>
               <w:rPr>
-                <w:rFonts w:ascii="標楷體" w:eastAsia="標楷體" w:hAnsi="標楷體"/>
                 <w:color w:val="FF0000"/>
               </w:rPr>
-              <w:t>{{</w:t>
-            </w:r>
-            <w:r>
-              <w:rPr>
-                <w:rFonts w:ascii="標楷體" w:eastAsia="標楷體" w:hAnsi="標楷體"/>
-                <w:color w:val="FF0000"/>
-                <w:szCs w:val="24"/>
-              </w:rPr>
-              <w:t>13</w:t>
-            </w:r>
-            <w:r>
-              <w:rPr>
-                <w:rFonts w:ascii="標楷體" w:eastAsia="標楷體" w:hAnsi="標楷體"/>
-                <w:color w:val="FF0000"/>
-              </w:rPr>
-              <w:t>}}</w:t>
+              <w:t>{{SUPPRESS_KW}}</w:t>
             </w:r>
             <w:r>
               <w:rPr>
@@ -3254,7 +3186,14 @@
                 <w:rFonts w:ascii="標楷體" w:eastAsia="標楷體" w:hAnsi="標楷體" w:hint="eastAsia"/>
                 <w:szCs w:val="24"/>
               </w:rPr>
-              <w:t>W，節省電費約</w:t>
+              <w:t>W</w:t>
+            </w:r>
+            <w:r>
+              <w:rPr>
+                <w:rFonts w:ascii="標楷體" w:eastAsia="標楷體" w:hAnsi="標楷體" w:hint="eastAsia"/>
+                <w:szCs w:val="24"/>
+              </w:rPr>
+              <w:t>，節省電費約</w:t>
             </w:r>
             <w:r>
               <w:rPr>
@@ -3286,6 +3225,8 @@
               </w:rPr>
               <w:t>[[NEW_TABLE]]</w:t>
             </w:r>
+            <w:bookmarkStart w:id="0" w:name="_GoBack"/>
+            <w:bookmarkEnd w:id="0"/>
           </w:p>
           <w:p>
             <w:pPr>
@@ -3312,26 +3253,9 @@
             </w:r>
             <w:r>
               <w:rPr>
-                <w:rFonts w:ascii="標楷體" w:eastAsia="標楷體" w:hAnsi="標楷體"/>
                 <w:color w:val="FF0000"/>
               </w:rPr>
-              <w:t>{{</w:t>
-            </w:r>
-            <w:r>
-              <w:rPr>
-                <w:rFonts w:ascii="標楷體" w:eastAsia="標楷體" w:hAnsi="標楷體"/>
-                <w:color w:val="FF0000"/>
-                <w:kern w:val="0"/>
-                <w:szCs w:val="24"/>
-              </w:rPr>
-              <w:t>58.5</w:t>
-            </w:r>
-            <w:r>
-              <w:rPr>
-                <w:rFonts w:ascii="標楷體" w:eastAsia="標楷體" w:hAnsi="標楷體"/>
-                <w:color w:val="FF0000"/>
-              </w:rPr>
-              <w:t>}}</w:t>
+              <w:t>{{INVEST}}</w:t>
             </w:r>
             <w:r>
               <w:rPr>
@@ -3411,121 +3335,47 @@
             </w:r>
             <w:r>
               <w:rPr>
-                <w:rFonts w:ascii="標楷體" w:eastAsia="標楷體" w:hAnsi="標楷體"/>
                 <w:color w:val="FF0000"/>
               </w:rPr>
               <w:t xml:space="preserve"> </w:t>
             </w:r>
             <w:r>
               <w:rPr>
-                <w:rFonts w:ascii="標楷體" w:eastAsia="標楷體" w:hAnsi="標楷體"/>
                 <w:color w:val="FF0000"/>
               </w:rPr>
-              <w:t>{{</w:t>
-            </w:r>
-            <w:r>
-              <w:rPr>
-                <w:rFonts w:ascii="標楷體" w:eastAsia="標楷體" w:hAnsi="標楷體"/>
+              <w:t>{{INVEST}}</w:t>
+            </w:r>
+            <w:r>
+              <w:rPr>
+                <w:rFonts w:ascii="標楷體" w:eastAsia="標楷體" w:hAnsi="標楷體"/>
+              </w:rPr>
+              <w:t>萬元÷</w:t>
+            </w:r>
+            <w:r>
+              <w:rPr>
                 <w:color w:val="FF0000"/>
               </w:rPr>
-              <w:t>58.5</w:t>
-            </w:r>
-            <w:r>
-              <w:rPr>
-                <w:rFonts w:ascii="標楷體" w:eastAsia="標楷體" w:hAnsi="標楷體"/>
+              <w:t>{{SAVE_MONEY}}</w:t>
+            </w:r>
+            <w:r>
+              <w:rPr>
+                <w:rFonts w:ascii="標楷體" w:eastAsia="標楷體" w:hAnsi="標楷體"/>
+              </w:rPr>
+              <w:t>萬元/年</w:t>
+            </w:r>
+            <w:proofErr w:type="gramStart"/>
+            <w:r>
+              <w:rPr>
+                <w:rFonts w:ascii="標楷體" w:eastAsia="標楷體" w:hAnsi="標楷體" w:hint="eastAsia"/>
+              </w:rPr>
+              <w:t>≒</w:t>
+            </w:r>
+            <w:proofErr w:type="gramEnd"/>
+            <w:r>
+              <w:rPr>
                 <w:color w:val="FF0000"/>
               </w:rPr>
-              <w:t>}}</w:t>
-            </w:r>
-            <w:r>
-              <w:rPr>
-                <w:rFonts w:ascii="標楷體" w:eastAsia="標楷體" w:hAnsi="標楷體"/>
-              </w:rPr>
-              <w:t>萬元÷</w:t>
-            </w:r>
-            <w:r>
-              <w:rPr>
-                <w:rFonts w:ascii="標楷體" w:eastAsia="標楷體" w:hAnsi="標楷體"/>
-                <w:color w:val="FF0000"/>
-              </w:rPr>
-              <w:t>{</w:t>
-            </w:r>
-            <w:r>
-              <w:rPr>
-                <w:rFonts w:ascii="標楷體" w:eastAsia="標楷體" w:hAnsi="標楷體"/>
-                <w:color w:val="FF0000"/>
-              </w:rPr>
-              <w:t>{</w:t>
-            </w:r>
-            <w:r>
-              <w:rPr>
-                <w:rFonts w:ascii="標楷體" w:eastAsia="標楷體" w:hAnsi="標楷體"/>
-                <w:color w:val="FF0000"/>
-              </w:rPr>
-              <w:t>19.5</w:t>
-            </w:r>
-            <w:r>
-              <w:rPr>
-                <w:rFonts w:ascii="標楷體" w:eastAsia="標楷體" w:hAnsi="標楷體"/>
-                <w:color w:val="FF0000"/>
-              </w:rPr>
-              <w:t>}</w:t>
-            </w:r>
-            <w:r>
-              <w:rPr>
-                <w:rFonts w:ascii="標楷體" w:eastAsia="標楷體" w:hAnsi="標楷體"/>
-                <w:color w:val="FF0000"/>
-              </w:rPr>
-              <w:t>}</w:t>
-            </w:r>
-            <w:r>
-              <w:rPr>
-                <w:rFonts w:ascii="標楷體" w:eastAsia="標楷體" w:hAnsi="標楷體"/>
-              </w:rPr>
-              <w:t>萬元/年</w:t>
-            </w:r>
-            <w:proofErr w:type="gramStart"/>
-            <w:r>
-              <w:rPr>
-                <w:rFonts w:ascii="標楷體" w:eastAsia="標楷體" w:hAnsi="標楷體" w:hint="eastAsia"/>
-              </w:rPr>
-              <w:t>≒</w:t>
-            </w:r>
-            <w:proofErr w:type="gramEnd"/>
-            <w:r>
-              <w:rPr>
-                <w:rFonts w:ascii="標楷體" w:eastAsia="標楷體" w:hAnsi="標楷體"/>
-                <w:color w:val="FF0000"/>
-              </w:rPr>
-              <w:t>{</w:t>
-            </w:r>
-            <w:r>
-              <w:rPr>
-                <w:rFonts w:ascii="標楷體" w:eastAsia="標楷體" w:hAnsi="標楷體"/>
-                <w:color w:val="FF0000"/>
-              </w:rPr>
-              <w:t>{</w:t>
-            </w:r>
-            <w:r>
-              <w:rPr>
-                <w:rFonts w:ascii="標楷體" w:eastAsia="標楷體" w:hAnsi="標楷體"/>
-                <w:color w:val="FF0000"/>
-              </w:rPr>
-              <w:t>3</w:t>
-            </w:r>
-            <w:r>
-              <w:rPr>
-                <w:rFonts w:ascii="標楷體" w:eastAsia="標楷體" w:hAnsi="標楷體"/>
-                <w:color w:val="FF0000"/>
-              </w:rPr>
-              <w:t>}</w:t>
-            </w:r>
-            <w:r>
-              <w:rPr>
-                <w:rFonts w:ascii="標楷體" w:eastAsia="標楷體" w:hAnsi="標楷體"/>
-                <w:color w:val="FF0000"/>
-              </w:rPr>
-              <w:t>}</w:t>
+              <w:t>{{PAYBACK}}</w:t>
             </w:r>
             <w:r>
               <w:rPr>
@@ -6651,7 +6501,7 @@
 </file>
 
 <file path=customXml/itemProps1.xml><?xml version="1.0" encoding="utf-8"?>
-<ds:datastoreItem xmlns:ds="http://schemas.openxmlformats.org/officeDocument/2006/customXml" ds:itemID="{3610C694-F03B-4E10-8097-82B790126218}">
+<ds:datastoreItem xmlns:ds="http://schemas.openxmlformats.org/officeDocument/2006/customXml" ds:itemID="{96AD3309-FC31-441C-93B3-EC6A1E9A1010}">
   <ds:schemaRefs>
     <ds:schemaRef ds:uri="http://schemas.openxmlformats.org/officeDocument/2006/bibliography"/>
   </ds:schemaRefs>

--- a/template_p5.docx
+++ b/template_p5.docx
@@ -2091,14 +2091,21 @@
             </w:r>
             <w:r>
               <w:rPr>
+                <w:rFonts w:hint="eastAsia"/>
                 <w:color w:val="FF0000"/>
               </w:rPr>
-              <w:t>貴單位</w:t>
+              <w:t>n</w:t>
             </w:r>
             <w:r>
               <w:rPr>
                 <w:color w:val="FF0000"/>
               </w:rPr>
+              <w:t>ame</w:t>
+            </w:r>
+            <w:r>
+              <w:rPr>
+                <w:color w:val="FF0000"/>
+              </w:rPr>
               <w:t>}}</w:t>
             </w:r>
             <w:r>
@@ -2165,7 +2172,15 @@
               <w:rPr>
                 <w:color w:val="FF0000"/>
               </w:rPr>
-              <w:t>{{MOTOR_INFO}}</w:t>
+              <w:t>{{MOTOR</w:t>
+            </w:r>
+            <w:bookmarkStart w:id="0" w:name="_GoBack"/>
+            <w:bookmarkEnd w:id="0"/>
+            <w:r>
+              <w:rPr>
+                <w:color w:val="FF0000"/>
+              </w:rPr>
+              <w:t>_INFO}}</w:t>
             </w:r>
             <w:r>
               <w:rPr>
@@ -3225,8 +3240,6 @@
               </w:rPr>
               <w:t>[[NEW_TABLE]]</w:t>
             </w:r>
-            <w:bookmarkStart w:id="0" w:name="_GoBack"/>
-            <w:bookmarkEnd w:id="0"/>
           </w:p>
           <w:p>
             <w:pPr>
@@ -3337,13 +3350,7 @@
               <w:rPr>
                 <w:color w:val="FF0000"/>
               </w:rPr>
-              <w:t xml:space="preserve"> </w:t>
-            </w:r>
-            <w:r>
-              <w:rPr>
-                <w:color w:val="FF0000"/>
-              </w:rPr>
-              <w:t>{{INVEST}}</w:t>
+              <w:t xml:space="preserve"> {{INVEST}}</w:t>
             </w:r>
             <w:r>
               <w:rPr>
@@ -6501,7 +6508,7 @@
 </file>
 
 <file path=customXml/itemProps1.xml><?xml version="1.0" encoding="utf-8"?>
-<ds:datastoreItem xmlns:ds="http://schemas.openxmlformats.org/officeDocument/2006/customXml" ds:itemID="{96AD3309-FC31-441C-93B3-EC6A1E9A1010}">
+<ds:datastoreItem xmlns:ds="http://schemas.openxmlformats.org/officeDocument/2006/customXml" ds:itemID="{23265FE7-D35E-4C6D-9AFD-7647AD11CC43}">
   <ds:schemaRefs>
     <ds:schemaRef ds:uri="http://schemas.openxmlformats.org/officeDocument/2006/bibliography"/>
   </ds:schemaRefs>

--- a/template_p5.docx
+++ b/template_p5.docx
@@ -2087,92 +2087,85 @@
               <w:rPr>
                 <w:color w:val="FF0000"/>
               </w:rPr>
+              <w:t>{{UN}}</w:t>
+            </w:r>
+            <w:r>
+              <w:rPr>
+                <w:rFonts w:ascii="標楷體" w:eastAsia="標楷體" w:hAnsi="標楷體" w:hint="eastAsia"/>
+              </w:rPr>
+              <w:t>設</w:t>
+            </w:r>
+            <w:r>
+              <w:rPr>
+                <w:rFonts w:ascii="標楷體" w:eastAsia="標楷體" w:hAnsi="標楷體" w:hint="eastAsia"/>
+              </w:rPr>
+              <w:t>置</w:t>
+            </w:r>
+            <w:r>
+              <w:rPr>
+                <w:color w:val="FF0000"/>
+              </w:rPr>
+              <w:t>{{COUNT}}</w:t>
+            </w:r>
+            <w:r>
+              <w:rPr>
+                <w:rFonts w:ascii="標楷體" w:eastAsia="標楷體" w:hAnsi="標楷體" w:hint="eastAsia"/>
+              </w:rPr>
+              <w:t>組冷卻水塔，冰水主機</w:t>
+            </w:r>
+            <w:r>
+              <w:rPr>
+                <w:rFonts w:ascii="標楷體" w:eastAsia="標楷體" w:hAnsi="標楷體" w:hint="eastAsia"/>
+              </w:rPr>
+              <w:t>開</w:t>
+            </w:r>
+            <w:r>
+              <w:rPr>
+                <w:rFonts w:ascii="標楷體" w:eastAsia="標楷體" w:hAnsi="標楷體" w:hint="eastAsia"/>
+              </w:rPr>
+              <w:t>啟</w:t>
+            </w:r>
+            <w:r>
+              <w:rPr>
+                <w:color w:val="FF0000"/>
+              </w:rPr>
+              <w:t>{{CH_INFO}}</w:t>
+            </w:r>
+            <w:r>
+              <w:rPr>
+                <w:rFonts w:ascii="標楷體" w:eastAsia="標楷體" w:hAnsi="標楷體" w:hint="eastAsia"/>
+              </w:rPr>
+              <w:t>，現場查看得知</w:t>
+            </w:r>
+            <w:r>
+              <w:rPr>
+                <w:color w:val="FF0000"/>
+              </w:rPr>
+              <w:t>{{RT_INFO}}</w:t>
+            </w:r>
+            <w:r>
+              <w:rPr>
+                <w:rFonts w:ascii="標楷體" w:eastAsia="標楷體" w:hAnsi="標楷體" w:hint="eastAsia"/>
+              </w:rPr>
+              <w:t>冷卻水塔使用</w:t>
+            </w:r>
+            <w:r>
+              <w:rPr>
+                <w:color w:val="FF0000"/>
+              </w:rPr>
+              <w:t>{{MT}}</w:t>
+            </w:r>
+            <w:r>
+              <w:rPr>
+                <w:rFonts w:ascii="標楷體" w:eastAsia="標楷體" w:hAnsi="標楷體" w:hint="eastAsia"/>
+              </w:rPr>
+              <w:t>風車並聯，風車</w:t>
+            </w:r>
+            <w:r>
+              <w:rPr>
+                <w:color w:val="FF0000"/>
+              </w:rPr>
               <w:t>{{</w:t>
-            </w:r>
-            <w:r>
-              <w:rPr>
-                <w:rFonts w:hint="eastAsia"/>
-                <w:color w:val="FF0000"/>
-              </w:rPr>
-              <w:t>n</w:t>
-            </w:r>
-            <w:r>
-              <w:rPr>
-                <w:color w:val="FF0000"/>
-              </w:rPr>
-              <w:t>ame</w:t>
-            </w:r>
-            <w:r>
-              <w:rPr>
-                <w:color w:val="FF0000"/>
-              </w:rPr>
-              <w:t>}}</w:t>
-            </w:r>
-            <w:r>
-              <w:rPr>
-                <w:rFonts w:ascii="標楷體" w:eastAsia="標楷體" w:hAnsi="標楷體" w:hint="eastAsia"/>
-              </w:rPr>
-              <w:t>設</w:t>
-            </w:r>
-            <w:r>
-              <w:rPr>
-                <w:rFonts w:ascii="標楷體" w:eastAsia="標楷體" w:hAnsi="標楷體" w:hint="eastAsia"/>
-              </w:rPr>
-              <w:t>置</w:t>
-            </w:r>
-            <w:r>
-              <w:rPr>
-                <w:color w:val="FF0000"/>
-              </w:rPr>
-              <w:t>{{COUNT}}</w:t>
-            </w:r>
-            <w:r>
-              <w:rPr>
-                <w:rFonts w:ascii="標楷體" w:eastAsia="標楷體" w:hAnsi="標楷體" w:hint="eastAsia"/>
-              </w:rPr>
-              <w:t>組冷卻水塔，冰水主機</w:t>
-            </w:r>
-            <w:r>
-              <w:rPr>
-                <w:rFonts w:ascii="標楷體" w:eastAsia="標楷體" w:hAnsi="標楷體" w:hint="eastAsia"/>
-              </w:rPr>
-              <w:t>開</w:t>
-            </w:r>
-            <w:r>
-              <w:rPr>
-                <w:rFonts w:ascii="標楷體" w:eastAsia="標楷體" w:hAnsi="標楷體" w:hint="eastAsia"/>
-              </w:rPr>
-              <w:t>啟</w:t>
-            </w:r>
-            <w:r>
-              <w:rPr>
-                <w:color w:val="FF0000"/>
-              </w:rPr>
-              <w:t>{{CH_INFO}}</w:t>
-            </w:r>
-            <w:r>
-              <w:rPr>
-                <w:rFonts w:ascii="標楷體" w:eastAsia="標楷體" w:hAnsi="標楷體" w:hint="eastAsia"/>
-              </w:rPr>
-              <w:t>，現場查看得知</w:t>
-            </w:r>
-            <w:r>
-              <w:rPr>
-                <w:color w:val="FF0000"/>
-              </w:rPr>
-              <w:t>{{RT_INFO}}</w:t>
-            </w:r>
-            <w:r>
-              <w:rPr>
-                <w:rFonts w:ascii="標楷體" w:eastAsia="標楷體" w:hAnsi="標楷體" w:hint="eastAsia"/>
-              </w:rPr>
-              <w:t>冷卻水塔使用</w:t>
-            </w:r>
-            <w:r>
-              <w:rPr>
-                <w:color w:val="FF0000"/>
-              </w:rPr>
-              <w:t>{{MOTOR</w:t>
             </w:r>
             <w:bookmarkStart w:id="0" w:name="_GoBack"/>
             <w:bookmarkEnd w:id="0"/>
@@ -2180,19 +2173,7 @@
               <w:rPr>
                 <w:color w:val="FF0000"/>
               </w:rPr>
-              <w:t>_INFO}}</w:t>
-            </w:r>
-            <w:r>
-              <w:rPr>
-                <w:rFonts w:ascii="標楷體" w:eastAsia="標楷體" w:hAnsi="標楷體" w:hint="eastAsia"/>
-              </w:rPr>
-              <w:t>風車並聯，風車</w:t>
-            </w:r>
-            <w:r>
-              <w:rPr>
-                <w:color w:val="FF0000"/>
-              </w:rPr>
-              <w:t>{{OP_NOTE}}</w:t>
+              <w:t>OP_NOTE}}</w:t>
             </w:r>
             <w:r>
               <w:rPr>
@@ -6508,7 +6489,7 @@
 </file>
 
 <file path=customXml/itemProps1.xml><?xml version="1.0" encoding="utf-8"?>
-<ds:datastoreItem xmlns:ds="http://schemas.openxmlformats.org/officeDocument/2006/customXml" ds:itemID="{23265FE7-D35E-4C6D-9AFD-7647AD11CC43}">
+<ds:datastoreItem xmlns:ds="http://schemas.openxmlformats.org/officeDocument/2006/customXml" ds:itemID="{06557326-7A4A-4D6E-9B4C-7DA8138AABC9}">
   <ds:schemaRefs>
     <ds:schemaRef ds:uri="http://schemas.openxmlformats.org/officeDocument/2006/bibliography"/>
   </ds:schemaRefs>

--- a/template_p5.docx
+++ b/template_p5.docx
@@ -18,25 +18,7 @@
           <w:color w:val="000000" w:themeColor="text1"/>
           <w:sz w:val="36"/>
         </w:rPr>
-        <w:t xml:space="preserve">改  善  </w:t>
-      </w:r>
-      <w:proofErr w:type="gramStart"/>
-      <w:r>
-        <w:rPr>
-          <w:rFonts w:ascii="標楷體" w:eastAsia="標楷體" w:hAnsi="標楷體" w:hint="eastAsia"/>
-          <w:color w:val="000000" w:themeColor="text1"/>
-          <w:sz w:val="36"/>
-        </w:rPr>
-        <w:t>措</w:t>
-      </w:r>
-      <w:proofErr w:type="gramEnd"/>
-      <w:r>
-        <w:rPr>
-          <w:rFonts w:ascii="標楷體" w:eastAsia="標楷體" w:hAnsi="標楷體" w:hint="eastAsia"/>
-          <w:color w:val="000000" w:themeColor="text1"/>
-          <w:sz w:val="36"/>
-        </w:rPr>
-        <w:t xml:space="preserve">  施  建  議  表  (</w:t>
+        <w:t>改  善  措  施  建  議  表  (</w:t>
       </w:r>
       <w:r>
         <w:rPr>
@@ -437,7 +419,6 @@
                 <w:szCs w:val="24"/>
               </w:rPr>
             </w:pPr>
-            <w:proofErr w:type="gramStart"/>
             <w:r>
               <w:rPr>
                 <w:rFonts w:eastAsia="標楷體" w:hint="eastAsia"/>
@@ -446,7 +427,6 @@
               </w:rPr>
               <w:t>本項耗能量</w:t>
             </w:r>
-            <w:proofErr w:type="gramEnd"/>
           </w:p>
         </w:tc>
         <w:tc>
@@ -979,7 +959,6 @@
               </w:rPr>
               <w:t>)</w:t>
             </w:r>
-            <w:proofErr w:type="gramStart"/>
             <w:r>
               <w:rPr>
                 <w:rFonts w:eastAsia="標楷體" w:hint="eastAsia"/>
@@ -988,7 +967,6 @@
               </w:rPr>
               <w:t>接省熱</w:t>
             </w:r>
-            <w:proofErr w:type="gramEnd"/>
           </w:p>
         </w:tc>
         <w:tc>
@@ -1196,7 +1174,6 @@
               </w:rPr>
               <w:t>(</w:t>
             </w:r>
-            <w:proofErr w:type="spellStart"/>
             <w:r>
               <w:rPr>
                 <w:rFonts w:ascii="Times New Roman" w:eastAsia="Times New Roman" w:hAnsi="Times New Roman" w:cs="Times New Roman"/>
@@ -1206,7 +1183,6 @@
               </w:rPr>
               <w:t>kLOE</w:t>
             </w:r>
-            <w:proofErr w:type="spellEnd"/>
             <w:r>
               <w:rPr>
                 <w:rFonts w:ascii="Times New Roman" w:eastAsia="標楷體" w:hAnsi="Times New Roman" w:cs="Times New Roman"/>
@@ -1409,7 +1385,6 @@
               </w:rPr>
               <w:t>(</w:t>
             </w:r>
-            <w:proofErr w:type="spellStart"/>
             <w:r>
               <w:rPr>
                 <w:rFonts w:ascii="Times New Roman" w:hAnsi="Times New Roman" w:cs="Times New Roman"/>
@@ -1419,7 +1394,6 @@
               </w:rPr>
               <w:t>kLOE</w:t>
             </w:r>
-            <w:proofErr w:type="spellEnd"/>
             <w:r>
               <w:rPr>
                 <w:rFonts w:ascii="Times New Roman" w:eastAsia="標楷體" w:hAnsi="Times New Roman" w:cs="Times New Roman"/>
@@ -2161,20 +2135,14 @@
               </w:rPr>
               <w:t>風車並聯，風車</w:t>
             </w:r>
+            <w:bookmarkStart w:id="0" w:name="_GoBack"/>
             <w:r>
               <w:rPr>
                 <w:color w:val="FF0000"/>
               </w:rPr>
-              <w:t>{{</w:t>
-            </w:r>
-            <w:bookmarkStart w:id="0" w:name="_GoBack"/>
+              <w:t>{{ON}}</w:t>
+            </w:r>
             <w:bookmarkEnd w:id="0"/>
-            <w:r>
-              <w:rPr>
-                <w:color w:val="FF0000"/>
-              </w:rPr>
-              <w:t>OP_NOTE}}</w:t>
-            </w:r>
             <w:r>
               <w:rPr>
                 <w:rFonts w:ascii="標楷體" w:eastAsia="標楷體" w:hAnsi="標楷體" w:hint="eastAsia"/>
@@ -2197,69 +2165,12 @@
                 <w:szCs w:val="24"/>
               </w:rPr>
             </w:pPr>
-            <w:proofErr w:type="gramStart"/>
             <w:r>
               <w:rPr>
                 <w:rFonts w:ascii="標楷體" w:eastAsia="標楷體" w:hAnsi="標楷體" w:hint="eastAsia"/>
                 <w:szCs w:val="24"/>
               </w:rPr>
-              <w:t>貴司冷卻</w:t>
-            </w:r>
-            <w:proofErr w:type="gramEnd"/>
-            <w:r>
-              <w:rPr>
-                <w:rFonts w:ascii="標楷體" w:eastAsia="標楷體" w:hAnsi="標楷體" w:hint="eastAsia"/>
-                <w:szCs w:val="24"/>
-              </w:rPr>
-              <w:t>水塔未</w:t>
-            </w:r>
-            <w:proofErr w:type="gramStart"/>
-            <w:r>
-              <w:rPr>
-                <w:rFonts w:ascii="標楷體" w:eastAsia="標楷體" w:hAnsi="標楷體" w:hint="eastAsia"/>
-                <w:szCs w:val="24"/>
-              </w:rPr>
-              <w:t>採</w:t>
-            </w:r>
-            <w:proofErr w:type="gramEnd"/>
-            <w:r>
-              <w:rPr>
-                <w:rFonts w:ascii="標楷體" w:eastAsia="標楷體" w:hAnsi="標楷體" w:hint="eastAsia"/>
-                <w:szCs w:val="24"/>
-              </w:rPr>
-              <w:t>變頻控制，風車依照冷卻水回水溫度設定</w:t>
-            </w:r>
-            <w:proofErr w:type="gramStart"/>
-            <w:r>
-              <w:rPr>
-                <w:rFonts w:ascii="標楷體" w:eastAsia="標楷體" w:hAnsi="標楷體" w:hint="eastAsia"/>
-                <w:szCs w:val="24"/>
-              </w:rPr>
-              <w:t>啟停台</w:t>
-            </w:r>
-            <w:proofErr w:type="gramEnd"/>
-            <w:r>
-              <w:rPr>
-                <w:rFonts w:ascii="標楷體" w:eastAsia="標楷體" w:hAnsi="標楷體" w:hint="eastAsia"/>
-                <w:szCs w:val="24"/>
-              </w:rPr>
-              <w:t>數，無法依實際負載情況</w:t>
-            </w:r>
-            <w:proofErr w:type="gramStart"/>
-            <w:r>
-              <w:rPr>
-                <w:rFonts w:ascii="標楷體" w:eastAsia="標楷體" w:hAnsi="標楷體" w:hint="eastAsia"/>
-                <w:szCs w:val="24"/>
-              </w:rPr>
-              <w:t>無段式調</w:t>
-            </w:r>
-            <w:proofErr w:type="gramEnd"/>
-            <w:r>
-              <w:rPr>
-                <w:rFonts w:ascii="標楷體" w:eastAsia="標楷體" w:hAnsi="標楷體" w:hint="eastAsia"/>
-                <w:szCs w:val="24"/>
-              </w:rPr>
-              <w:t>控水塔散熱。</w:t>
+              <w:t>貴司冷卻水塔未採變頻控制，風車依照冷卻水回水溫度設定啟停台數，無法依實際負載情況無段式調控水塔散熱。</w:t>
             </w:r>
           </w:p>
           <w:p>
@@ -2395,23 +2306,7 @@
                 <w:rFonts w:ascii="標楷體" w:eastAsia="標楷體" w:hAnsi="標楷體" w:hint="eastAsia"/>
                 <w:szCs w:val="24"/>
               </w:rPr>
-              <w:t>估計水塔風車馬達</w:t>
-            </w:r>
-            <w:proofErr w:type="gramStart"/>
-            <w:r>
-              <w:rPr>
-                <w:rFonts w:ascii="標楷體" w:eastAsia="標楷體" w:hAnsi="標楷體" w:hint="eastAsia"/>
-                <w:szCs w:val="24"/>
-              </w:rPr>
-              <w:t>年度總耗電</w:t>
-            </w:r>
-            <w:proofErr w:type="gramEnd"/>
-            <w:r>
-              <w:rPr>
-                <w:rFonts w:ascii="標楷體" w:eastAsia="標楷體" w:hAnsi="標楷體" w:hint="eastAsia"/>
-                <w:szCs w:val="24"/>
-              </w:rPr>
-              <w:t>：</w:t>
+              <w:t>估計水塔風車馬達年度總耗電：</w:t>
             </w:r>
             <w:r>
               <w:rPr>
@@ -2519,33 +2414,8 @@
                 <w:rFonts w:ascii="標楷體" w:eastAsia="標楷體" w:hAnsi="標楷體"/>
                 <w:szCs w:val="24"/>
               </w:rPr>
-              <w:t>應作最適當的控制方式運轉，因此在冷卻水塔風扇馬達加裝變頻器，讓冷卻水塔風扇轉速可依</w:t>
-            </w:r>
-            <w:proofErr w:type="gramStart"/>
-            <w:r>
-              <w:rPr>
-                <w:rFonts w:ascii="標楷體" w:eastAsia="標楷體" w:hAnsi="標楷體"/>
-                <w:szCs w:val="24"/>
-              </w:rPr>
-              <w:t>外氣濕球</w:t>
-            </w:r>
-            <w:proofErr w:type="gramEnd"/>
-            <w:r>
-              <w:rPr>
-                <w:rFonts w:ascii="標楷體" w:eastAsia="標楷體" w:hAnsi="標楷體"/>
-                <w:szCs w:val="24"/>
-              </w:rPr>
-              <w:t>溫度設定值，據以估計其負載之大小。如此</w:t>
-            </w:r>
-            <w:proofErr w:type="gramStart"/>
-            <w:r>
-              <w:rPr>
-                <w:rFonts w:ascii="標楷體" w:eastAsia="標楷體" w:hAnsi="標楷體"/>
-                <w:szCs w:val="24"/>
-              </w:rPr>
-              <w:t>一來，</w:t>
-            </w:r>
-            <w:proofErr w:type="gramEnd"/>
+              <w:t>應作最適當的控制方式運轉，因此在冷卻水塔風扇馬達加裝變頻器，讓冷卻水塔風扇轉速可依外氣濕球溫度設定值，據以估計其負載之大小。如此一來，</w:t>
+            </w:r>
             <w:r>
               <w:rPr>
                 <w:rFonts w:ascii="標楷體" w:eastAsia="標楷體" w:hAnsi="標楷體" w:hint="eastAsia"/>
@@ -2558,23 +2428,7 @@
                 <w:rFonts w:ascii="標楷體" w:eastAsia="標楷體" w:hAnsi="標楷體"/>
                 <w:szCs w:val="24"/>
               </w:rPr>
-              <w:t>主機可因冷卻水溫隨季節變動調低</w:t>
-            </w:r>
-            <w:proofErr w:type="gramStart"/>
-            <w:r>
-              <w:rPr>
-                <w:rFonts w:ascii="標楷體" w:eastAsia="標楷體" w:hAnsi="標楷體"/>
-                <w:szCs w:val="24"/>
-              </w:rPr>
-              <w:t>而使耗電</w:t>
-            </w:r>
-            <w:proofErr w:type="gramEnd"/>
-            <w:r>
-              <w:rPr>
-                <w:rFonts w:ascii="標楷體" w:eastAsia="標楷體" w:hAnsi="標楷體"/>
-                <w:szCs w:val="24"/>
-              </w:rPr>
-              <w:t>減少，冷卻水塔風扇也可全力運轉，但不致於浪費過多電力</w:t>
+              <w:t>主機可因冷卻水溫隨季節變動調低而使耗電減少，冷卻水塔風扇也可全力運轉，但不致於浪費過多電力</w:t>
             </w:r>
             <w:r>
               <w:rPr>
@@ -2618,23 +2472,7 @@
                 <w:rFonts w:ascii="標楷體" w:eastAsia="標楷體" w:hAnsi="標楷體"/>
                 <w:szCs w:val="24"/>
               </w:rPr>
-              <w:t>，如假設風扇效率在此略成一定值時，軸動力因與H、Q成比例，故其變化量只為風量之減少率與靜壓之增加率之乘積部份而己。</w:t>
-            </w:r>
-            <w:proofErr w:type="gramStart"/>
-            <w:r>
-              <w:rPr>
-                <w:rFonts w:ascii="標楷體" w:eastAsia="標楷體" w:hAnsi="標楷體"/>
-                <w:szCs w:val="24"/>
-              </w:rPr>
-              <w:t>若是將節氣閘</w:t>
-            </w:r>
-            <w:proofErr w:type="gramEnd"/>
-            <w:r>
-              <w:rPr>
-                <w:rFonts w:ascii="標楷體" w:eastAsia="標楷體" w:hAnsi="標楷體"/>
-                <w:szCs w:val="24"/>
-              </w:rPr>
-              <w:t>全開，而改變風扇轉速由N</w:t>
+              <w:t>，如假設風扇效率在此略成一定值時，軸動力因與H、Q成比例，故其變化量只為風量之減少率與靜壓之增加率之乘積部份而己。若是將節氣閘全開，而改變風扇轉速由N</w:t>
             </w:r>
             <w:r>
               <w:rPr>
@@ -2799,39 +2637,7 @@
                 <w:rFonts w:ascii="標楷體" w:eastAsia="標楷體" w:hAnsi="標楷體"/>
                 <w:szCs w:val="24"/>
               </w:rPr>
-              <w:t>)之三次方</w:t>
-            </w:r>
-            <w:proofErr w:type="gramStart"/>
-            <w:r>
-              <w:rPr>
-                <w:rFonts w:ascii="標楷體" w:eastAsia="標楷體" w:hAnsi="標楷體"/>
-                <w:szCs w:val="24"/>
-              </w:rPr>
-              <w:t>倍</w:t>
-            </w:r>
-            <w:proofErr w:type="gramEnd"/>
-            <w:r>
-              <w:rPr>
-                <w:rFonts w:ascii="標楷體" w:eastAsia="標楷體" w:hAnsi="標楷體"/>
-                <w:szCs w:val="24"/>
-              </w:rPr>
-              <w:t>，換句話說，以變頻器控制轉速調整風量至1/2時，理論上軸動力則僅需1/2</w:t>
-            </w:r>
-            <w:proofErr w:type="gramStart"/>
-            <w:r>
-              <w:rPr>
-                <w:rFonts w:ascii="標楷體" w:eastAsia="標楷體" w:hAnsi="標楷體"/>
-                <w:szCs w:val="24"/>
-              </w:rPr>
-              <w:t>三</w:t>
-            </w:r>
-            <w:proofErr w:type="gramEnd"/>
-            <w:r>
-              <w:rPr>
-                <w:rFonts w:ascii="標楷體" w:eastAsia="標楷體" w:hAnsi="標楷體"/>
-                <w:szCs w:val="24"/>
-              </w:rPr>
-              <w:t>次方，亦即</w:t>
+              <w:t>)之三次方倍，換句話說，以變頻器控制轉速調整風量至1/2時，理論上軸動力則僅需1/2三次方，亦即</w:t>
             </w:r>
             <w:r>
               <w:rPr>
@@ -2839,23 +2645,7 @@
                 <w:szCs w:val="24"/>
               </w:rPr>
               <w:lastRenderedPageBreak/>
-              <w:t>只要12.5%</w:t>
-            </w:r>
-            <w:proofErr w:type="gramStart"/>
-            <w:r>
-              <w:rPr>
-                <w:rFonts w:ascii="標楷體" w:eastAsia="標楷體" w:hAnsi="標楷體"/>
-                <w:szCs w:val="24"/>
-              </w:rPr>
-              <w:t>之軸動力</w:t>
-            </w:r>
-            <w:proofErr w:type="gramEnd"/>
-            <w:r>
-              <w:rPr>
-                <w:rFonts w:ascii="標楷體" w:eastAsia="標楷體" w:hAnsi="標楷體"/>
-                <w:szCs w:val="24"/>
-              </w:rPr>
-              <w:t>就夠了，實際上考慮變頻轉變效率(約5%全載損失)，約需20%軸動力，由此可知其節省電力之功效</w:t>
+              <w:t>只要12.5%之軸動力就夠了，實際上考慮變頻轉變效率(約5%全載損失)，約需20%軸動力，由此可知其節省電力之功效</w:t>
             </w:r>
             <w:r>
               <w:rPr>
@@ -2882,23 +2672,7 @@
                 <w:rFonts w:ascii="標楷體" w:eastAsia="標楷體" w:hAnsi="標楷體"/>
                 <w:szCs w:val="24"/>
               </w:rPr>
-              <w:t>水塔風扇配合變頻器(VSD)，正常運轉時由</w:t>
-            </w:r>
-            <w:proofErr w:type="gramStart"/>
-            <w:r>
-              <w:rPr>
-                <w:rFonts w:ascii="標楷體" w:eastAsia="標楷體" w:hAnsi="標楷體"/>
-                <w:szCs w:val="24"/>
-              </w:rPr>
-              <w:t>外氣濕球</w:t>
-            </w:r>
-            <w:proofErr w:type="gramEnd"/>
-            <w:r>
-              <w:rPr>
-                <w:rFonts w:ascii="標楷體" w:eastAsia="標楷體" w:hAnsi="標楷體"/>
-                <w:szCs w:val="24"/>
-              </w:rPr>
-              <w:t>溫度感測器來調整至一定接近溫度(Approach Temp.，通常可取3～5</w:t>
+              <w:t>水塔風扇配合變頻器(VSD)，正常運轉時由外氣濕球溫度感測器來調整至一定接近溫度(Approach Temp.，通常可取3～5</w:t>
             </w:r>
             <w:r>
               <w:rPr>
@@ -2912,39 +2686,7 @@
                 <w:rFonts w:ascii="標楷體" w:eastAsia="標楷體" w:hAnsi="標楷體"/>
                 <w:szCs w:val="24"/>
               </w:rPr>
-              <w:t>)，即控制冷卻水塔出水溫度與</w:t>
-            </w:r>
-            <w:proofErr w:type="gramStart"/>
-            <w:r>
-              <w:rPr>
-                <w:rFonts w:ascii="標楷體" w:eastAsia="標楷體" w:hAnsi="標楷體"/>
-                <w:szCs w:val="24"/>
-              </w:rPr>
-              <w:t>外氣濕球</w:t>
-            </w:r>
-            <w:proofErr w:type="gramEnd"/>
-            <w:r>
-              <w:rPr>
-                <w:rFonts w:ascii="標楷體" w:eastAsia="標楷體" w:hAnsi="標楷體"/>
-                <w:szCs w:val="24"/>
-              </w:rPr>
-              <w:t>溫度差至此接近溫度，</w:t>
-            </w:r>
-            <w:proofErr w:type="gramStart"/>
-            <w:r>
-              <w:rPr>
-                <w:rFonts w:ascii="標楷體" w:eastAsia="標楷體" w:hAnsi="標楷體"/>
-                <w:szCs w:val="24"/>
-              </w:rPr>
-              <w:t>唯出水</w:t>
-            </w:r>
-            <w:proofErr w:type="gramEnd"/>
-            <w:r>
-              <w:rPr>
-                <w:rFonts w:ascii="標楷體" w:eastAsia="標楷體" w:hAnsi="標楷體"/>
-                <w:szCs w:val="24"/>
-              </w:rPr>
-              <w:t>溫度不要低於17</w:t>
+              <w:t>)，即控制冷卻水塔出水溫度與外氣濕球溫度差至此接近溫度，唯出水溫度不要低於17</w:t>
             </w:r>
             <w:r>
               <w:rPr>
@@ -3112,21 +2854,12 @@
               </w:rPr>
               <w:t>並</w:t>
             </w:r>
-            <w:proofErr w:type="gramStart"/>
-            <w:r>
-              <w:rPr>
-                <w:rFonts w:ascii="標楷體" w:eastAsia="標楷體" w:hAnsi="標楷體"/>
-                <w:szCs w:val="24"/>
-              </w:rPr>
-              <w:t>以外氣濕球</w:t>
-            </w:r>
-            <w:proofErr w:type="gramEnd"/>
-            <w:r>
-              <w:rPr>
-                <w:rFonts w:ascii="標楷體" w:eastAsia="標楷體" w:hAnsi="標楷體"/>
-                <w:szCs w:val="24"/>
-              </w:rPr>
-              <w:t>溫度為設定值，並據以估計其負載之大小，且假設變頻器之低限值為30Hz，變頻器耗損功率比例約為6%</w:t>
+            <w:r>
+              <w:rPr>
+                <w:rFonts w:ascii="標楷體" w:eastAsia="標楷體" w:hAnsi="標楷體"/>
+                <w:szCs w:val="24"/>
+              </w:rPr>
+              <w:t>以外氣濕球溫度為設定值，並據以估計其負載之大小，且假設變頻器之低限值為30Hz，變頻器耗損功率比例約為6%</w:t>
             </w:r>
             <w:r>
               <w:rPr>
@@ -3146,23 +2879,7 @@
                 <w:rFonts w:ascii="標楷體" w:eastAsia="標楷體" w:hAnsi="標楷體" w:hint="eastAsia"/>
                 <w:szCs w:val="24"/>
               </w:rPr>
-              <w:t>kWh，</w:t>
-            </w:r>
-            <w:proofErr w:type="gramStart"/>
-            <w:r>
-              <w:rPr>
-                <w:rFonts w:ascii="標楷體" w:eastAsia="標楷體" w:hAnsi="標楷體" w:hint="eastAsia"/>
-                <w:szCs w:val="24"/>
-              </w:rPr>
-              <w:t>抑低需量</w:t>
-            </w:r>
-            <w:proofErr w:type="gramEnd"/>
-            <w:r>
-              <w:rPr>
-                <w:rFonts w:ascii="標楷體" w:eastAsia="標楷體" w:hAnsi="標楷體" w:hint="eastAsia"/>
-                <w:szCs w:val="24"/>
-              </w:rPr>
-              <w:t>約</w:t>
+              <w:t>kWh，抑低需量約</w:t>
             </w:r>
             <w:r>
               <w:rPr>
@@ -3351,14 +3068,12 @@
               </w:rPr>
               <w:t>萬元/年</w:t>
             </w:r>
-            <w:proofErr w:type="gramStart"/>
             <w:r>
               <w:rPr>
                 <w:rFonts w:ascii="標楷體" w:eastAsia="標楷體" w:hAnsi="標楷體" w:hint="eastAsia"/>
               </w:rPr>
               <w:t>≒</w:t>
             </w:r>
-            <w:proofErr w:type="gramEnd"/>
             <w:r>
               <w:rPr>
                 <w:color w:val="FF0000"/>
@@ -3490,7 +3205,7 @@
         <w:rFonts w:ascii="Times New Roman" w:hAnsi="Times New Roman"/>
         <w:noProof/>
       </w:rPr>
-      <w:t>2</w:t>
+      <w:t>1</w:t>
     </w:r>
     <w:r>
       <w:rPr>
@@ -6489,7 +6204,7 @@
 </file>
 
 <file path=customXml/itemProps1.xml><?xml version="1.0" encoding="utf-8"?>
-<ds:datastoreItem xmlns:ds="http://schemas.openxmlformats.org/officeDocument/2006/customXml" ds:itemID="{06557326-7A4A-4D6E-9B4C-7DA8138AABC9}">
+<ds:datastoreItem xmlns:ds="http://schemas.openxmlformats.org/officeDocument/2006/customXml" ds:itemID="{9B419C73-3292-40B1-ADDA-0501E9C1B5D1}">
   <ds:schemaRefs>
     <ds:schemaRef ds:uri="http://schemas.openxmlformats.org/officeDocument/2006/bibliography"/>
   </ds:schemaRefs>

--- a/template_p5.docx
+++ b/template_p5.docx
@@ -18,7 +18,25 @@
           <w:color w:val="000000" w:themeColor="text1"/>
           <w:sz w:val="36"/>
         </w:rPr>
-        <w:t>改  善  措  施  建  議  表  (</w:t>
+        <w:t xml:space="preserve">改  善  </w:t>
+      </w:r>
+      <w:proofErr w:type="gramStart"/>
+      <w:r>
+        <w:rPr>
+          <w:rFonts w:ascii="標楷體" w:eastAsia="標楷體" w:hAnsi="標楷體" w:hint="eastAsia"/>
+          <w:color w:val="000000" w:themeColor="text1"/>
+          <w:sz w:val="36"/>
+        </w:rPr>
+        <w:t>措</w:t>
+      </w:r>
+      <w:proofErr w:type="gramEnd"/>
+      <w:r>
+        <w:rPr>
+          <w:rFonts w:ascii="標楷體" w:eastAsia="標楷體" w:hAnsi="標楷體" w:hint="eastAsia"/>
+          <w:color w:val="000000" w:themeColor="text1"/>
+          <w:sz w:val="36"/>
+        </w:rPr>
+        <w:t xml:space="preserve">  施  建  議  表  (</w:t>
       </w:r>
       <w:r>
         <w:rPr>
@@ -419,6 +437,7 @@
                 <w:szCs w:val="24"/>
               </w:rPr>
             </w:pPr>
+            <w:proofErr w:type="gramStart"/>
             <w:r>
               <w:rPr>
                 <w:rFonts w:eastAsia="標楷體" w:hint="eastAsia"/>
@@ -427,6 +446,7 @@
               </w:rPr>
               <w:t>本項耗能量</w:t>
             </w:r>
+            <w:proofErr w:type="gramEnd"/>
           </w:p>
         </w:tc>
         <w:tc>
@@ -959,6 +979,7 @@
               </w:rPr>
               <w:t>)</w:t>
             </w:r>
+            <w:proofErr w:type="gramStart"/>
             <w:r>
               <w:rPr>
                 <w:rFonts w:eastAsia="標楷體" w:hint="eastAsia"/>
@@ -967,6 +988,7 @@
               </w:rPr>
               <w:t>接省熱</w:t>
             </w:r>
+            <w:proofErr w:type="gramEnd"/>
           </w:p>
         </w:tc>
         <w:tc>
@@ -1174,6 +1196,7 @@
               </w:rPr>
               <w:t>(</w:t>
             </w:r>
+            <w:proofErr w:type="spellStart"/>
             <w:r>
               <w:rPr>
                 <w:rFonts w:ascii="Times New Roman" w:eastAsia="Times New Roman" w:hAnsi="Times New Roman" w:cs="Times New Roman"/>
@@ -1183,6 +1206,7 @@
               </w:rPr>
               <w:t>kLOE</w:t>
             </w:r>
+            <w:proofErr w:type="spellEnd"/>
             <w:r>
               <w:rPr>
                 <w:rFonts w:ascii="Times New Roman" w:eastAsia="標楷體" w:hAnsi="Times New Roman" w:cs="Times New Roman"/>
@@ -1385,6 +1409,7 @@
               </w:rPr>
               <w:t>(</w:t>
             </w:r>
+            <w:proofErr w:type="spellStart"/>
             <w:r>
               <w:rPr>
                 <w:rFonts w:ascii="Times New Roman" w:hAnsi="Times New Roman" w:cs="Times New Roman"/>
@@ -1394,6 +1419,7 @@
               </w:rPr>
               <w:t>kLOE</w:t>
             </w:r>
+            <w:proofErr w:type="spellEnd"/>
             <w:r>
               <w:rPr>
                 <w:rFonts w:ascii="Times New Roman" w:eastAsia="標楷體" w:hAnsi="Times New Roman" w:cs="Times New Roman"/>
@@ -2135,14 +2161,12 @@
               </w:rPr>
               <w:t>風車並聯，風車</w:t>
             </w:r>
-            <w:bookmarkStart w:id="0" w:name="_GoBack"/>
             <w:r>
               <w:rPr>
                 <w:color w:val="FF0000"/>
               </w:rPr>
               <w:t>{{ON}}</w:t>
             </w:r>
-            <w:bookmarkEnd w:id="0"/>
             <w:r>
               <w:rPr>
                 <w:rFonts w:ascii="標楷體" w:eastAsia="標楷體" w:hAnsi="標楷體" w:hint="eastAsia"/>
@@ -2165,12 +2189,69 @@
                 <w:szCs w:val="24"/>
               </w:rPr>
             </w:pPr>
+            <w:proofErr w:type="gramStart"/>
             <w:r>
               <w:rPr>
                 <w:rFonts w:ascii="標楷體" w:eastAsia="標楷體" w:hAnsi="標楷體" w:hint="eastAsia"/>
                 <w:szCs w:val="24"/>
               </w:rPr>
-              <w:t>貴司冷卻水塔未採變頻控制，風車依照冷卻水回水溫度設定啟停台數，無法依實際負載情況無段式調控水塔散熱。</w:t>
+              <w:t>貴司冷卻</w:t>
+            </w:r>
+            <w:proofErr w:type="gramEnd"/>
+            <w:r>
+              <w:rPr>
+                <w:rFonts w:ascii="標楷體" w:eastAsia="標楷體" w:hAnsi="標楷體" w:hint="eastAsia"/>
+                <w:szCs w:val="24"/>
+              </w:rPr>
+              <w:t>水塔未</w:t>
+            </w:r>
+            <w:proofErr w:type="gramStart"/>
+            <w:r>
+              <w:rPr>
+                <w:rFonts w:ascii="標楷體" w:eastAsia="標楷體" w:hAnsi="標楷體" w:hint="eastAsia"/>
+                <w:szCs w:val="24"/>
+              </w:rPr>
+              <w:t>採</w:t>
+            </w:r>
+            <w:proofErr w:type="gramEnd"/>
+            <w:r>
+              <w:rPr>
+                <w:rFonts w:ascii="標楷體" w:eastAsia="標楷體" w:hAnsi="標楷體" w:hint="eastAsia"/>
+                <w:szCs w:val="24"/>
+              </w:rPr>
+              <w:t>變頻控制，風車依照冷卻水回水溫度設定</w:t>
+            </w:r>
+            <w:proofErr w:type="gramStart"/>
+            <w:r>
+              <w:rPr>
+                <w:rFonts w:ascii="標楷體" w:eastAsia="標楷體" w:hAnsi="標楷體" w:hint="eastAsia"/>
+                <w:szCs w:val="24"/>
+              </w:rPr>
+              <w:t>啟停台</w:t>
+            </w:r>
+            <w:proofErr w:type="gramEnd"/>
+            <w:r>
+              <w:rPr>
+                <w:rFonts w:ascii="標楷體" w:eastAsia="標楷體" w:hAnsi="標楷體" w:hint="eastAsia"/>
+                <w:szCs w:val="24"/>
+              </w:rPr>
+              <w:t>數，無法依實際負載情況</w:t>
+            </w:r>
+            <w:proofErr w:type="gramStart"/>
+            <w:r>
+              <w:rPr>
+                <w:rFonts w:ascii="標楷體" w:eastAsia="標楷體" w:hAnsi="標楷體" w:hint="eastAsia"/>
+                <w:szCs w:val="24"/>
+              </w:rPr>
+              <w:t>無段式調</w:t>
+            </w:r>
+            <w:proofErr w:type="gramEnd"/>
+            <w:r>
+              <w:rPr>
+                <w:rFonts w:ascii="標楷體" w:eastAsia="標楷體" w:hAnsi="標楷體" w:hint="eastAsia"/>
+                <w:szCs w:val="24"/>
+              </w:rPr>
+              <w:t>控水塔散熱。</w:t>
             </w:r>
           </w:p>
           <w:p>
@@ -2246,11 +2327,10 @@
                                     </w:rPr>
                                   </w:pPr>
                                   <w:r>
-                                    <w:rPr>
-                                      <w:color w:val="FF0000"/>
-                                    </w:rPr>
                                     <w:t>[[OLD_TABLE]]</w:t>
                                   </w:r>
+                                  <w:bookmarkStart w:id="0" w:name="_GoBack"/>
+                                  <w:bookmarkEnd w:id="0"/>
                                 </w:p>
                               </w:txbxContent>
                             </wps:txbx>
@@ -2287,11 +2367,10 @@
                               </w:rPr>
                             </w:pPr>
                             <w:r>
-                              <w:rPr>
-                                <w:color w:val="FF0000"/>
-                              </w:rPr>
                               <w:t>[[OLD_TABLE]]</w:t>
                             </w:r>
+                            <w:bookmarkStart w:id="1" w:name="_GoBack"/>
+                            <w:bookmarkEnd w:id="1"/>
                           </w:p>
                         </w:txbxContent>
                       </v:textbox>
@@ -2306,7 +2385,23 @@
                 <w:rFonts w:ascii="標楷體" w:eastAsia="標楷體" w:hAnsi="標楷體" w:hint="eastAsia"/>
                 <w:szCs w:val="24"/>
               </w:rPr>
-              <w:t>估計水塔風車馬達年度總耗電：</w:t>
+              <w:t>估計水塔風車馬達</w:t>
+            </w:r>
+            <w:proofErr w:type="gramStart"/>
+            <w:r>
+              <w:rPr>
+                <w:rFonts w:ascii="標楷體" w:eastAsia="標楷體" w:hAnsi="標楷體" w:hint="eastAsia"/>
+                <w:szCs w:val="24"/>
+              </w:rPr>
+              <w:t>年度總耗電</w:t>
+            </w:r>
+            <w:proofErr w:type="gramEnd"/>
+            <w:r>
+              <w:rPr>
+                <w:rFonts w:ascii="標楷體" w:eastAsia="標楷體" w:hAnsi="標楷體" w:hint="eastAsia"/>
+                <w:szCs w:val="24"/>
+              </w:rPr>
+              <w:t>：</w:t>
             </w:r>
             <w:r>
               <w:rPr>
@@ -2414,8 +2509,33 @@
                 <w:rFonts w:ascii="標楷體" w:eastAsia="標楷體" w:hAnsi="標楷體"/>
                 <w:szCs w:val="24"/>
               </w:rPr>
-              <w:t>應作最適當的控制方式運轉，因此在冷卻水塔風扇馬達加裝變頻器，讓冷卻水塔風扇轉速可依外氣濕球溫度設定值，據以估計其負載之大小。如此一來，</w:t>
-            </w:r>
+              <w:t>應作最適當的控制方式運轉，因此在冷卻水塔風扇馬達加裝變頻器，讓冷卻水塔風扇轉速可依</w:t>
+            </w:r>
+            <w:proofErr w:type="gramStart"/>
+            <w:r>
+              <w:rPr>
+                <w:rFonts w:ascii="標楷體" w:eastAsia="標楷體" w:hAnsi="標楷體"/>
+                <w:szCs w:val="24"/>
+              </w:rPr>
+              <w:t>外氣濕球</w:t>
+            </w:r>
+            <w:proofErr w:type="gramEnd"/>
+            <w:r>
+              <w:rPr>
+                <w:rFonts w:ascii="標楷體" w:eastAsia="標楷體" w:hAnsi="標楷體"/>
+                <w:szCs w:val="24"/>
+              </w:rPr>
+              <w:t>溫度設定值，據以估計其負載之大小。如此</w:t>
+            </w:r>
+            <w:proofErr w:type="gramStart"/>
+            <w:r>
+              <w:rPr>
+                <w:rFonts w:ascii="標楷體" w:eastAsia="標楷體" w:hAnsi="標楷體"/>
+                <w:szCs w:val="24"/>
+              </w:rPr>
+              <w:t>一來，</w:t>
+            </w:r>
+            <w:proofErr w:type="gramEnd"/>
             <w:r>
               <w:rPr>
                 <w:rFonts w:ascii="標楷體" w:eastAsia="標楷體" w:hAnsi="標楷體" w:hint="eastAsia"/>
@@ -2428,7 +2548,23 @@
                 <w:rFonts w:ascii="標楷體" w:eastAsia="標楷體" w:hAnsi="標楷體"/>
                 <w:szCs w:val="24"/>
               </w:rPr>
-              <w:t>主機可因冷卻水溫隨季節變動調低而使耗電減少，冷卻水塔風扇也可全力運轉，但不致於浪費過多電力</w:t>
+              <w:t>主機可因冷卻水溫隨季節變動調低</w:t>
+            </w:r>
+            <w:proofErr w:type="gramStart"/>
+            <w:r>
+              <w:rPr>
+                <w:rFonts w:ascii="標楷體" w:eastAsia="標楷體" w:hAnsi="標楷體"/>
+                <w:szCs w:val="24"/>
+              </w:rPr>
+              <w:t>而使耗電</w:t>
+            </w:r>
+            <w:proofErr w:type="gramEnd"/>
+            <w:r>
+              <w:rPr>
+                <w:rFonts w:ascii="標楷體" w:eastAsia="標楷體" w:hAnsi="標楷體"/>
+                <w:szCs w:val="24"/>
+              </w:rPr>
+              <w:t>減少，冷卻水塔風扇也可全力運轉，但不致於浪費過多電力</w:t>
             </w:r>
             <w:r>
               <w:rPr>
@@ -2472,7 +2608,23 @@
                 <w:rFonts w:ascii="標楷體" w:eastAsia="標楷體" w:hAnsi="標楷體"/>
                 <w:szCs w:val="24"/>
               </w:rPr>
-              <w:t>，如假設風扇效率在此略成一定值時，軸動力因與H、Q成比例，故其變化量只為風量之減少率與靜壓之增加率之乘積部份而己。若是將節氣閘全開，而改變風扇轉速由N</w:t>
+              <w:t>，如假設風扇效率在此略成一定值時，軸動力因與H、Q成比例，故其變化量只為風量之減少率與靜壓之增加率之乘積部份而己。</w:t>
+            </w:r>
+            <w:proofErr w:type="gramStart"/>
+            <w:r>
+              <w:rPr>
+                <w:rFonts w:ascii="標楷體" w:eastAsia="標楷體" w:hAnsi="標楷體"/>
+                <w:szCs w:val="24"/>
+              </w:rPr>
+              <w:t>若是將節氣閘</w:t>
+            </w:r>
+            <w:proofErr w:type="gramEnd"/>
+            <w:r>
+              <w:rPr>
+                <w:rFonts w:ascii="標楷體" w:eastAsia="標楷體" w:hAnsi="標楷體"/>
+                <w:szCs w:val="24"/>
+              </w:rPr>
+              <w:t>全開，而改變風扇轉速由N</w:t>
             </w:r>
             <w:r>
               <w:rPr>
@@ -2637,7 +2789,39 @@
                 <w:rFonts w:ascii="標楷體" w:eastAsia="標楷體" w:hAnsi="標楷體"/>
                 <w:szCs w:val="24"/>
               </w:rPr>
-              <w:t>)之三次方倍，換句話說，以變頻器控制轉速調整風量至1/2時，理論上軸動力則僅需1/2三次方，亦即</w:t>
+              <w:t>)之三次方</w:t>
+            </w:r>
+            <w:proofErr w:type="gramStart"/>
+            <w:r>
+              <w:rPr>
+                <w:rFonts w:ascii="標楷體" w:eastAsia="標楷體" w:hAnsi="標楷體"/>
+                <w:szCs w:val="24"/>
+              </w:rPr>
+              <w:t>倍</w:t>
+            </w:r>
+            <w:proofErr w:type="gramEnd"/>
+            <w:r>
+              <w:rPr>
+                <w:rFonts w:ascii="標楷體" w:eastAsia="標楷體" w:hAnsi="標楷體"/>
+                <w:szCs w:val="24"/>
+              </w:rPr>
+              <w:t>，換句話說，以變頻器控制轉速調整風量至1/2時，理論上軸動力則僅需1/2</w:t>
+            </w:r>
+            <w:proofErr w:type="gramStart"/>
+            <w:r>
+              <w:rPr>
+                <w:rFonts w:ascii="標楷體" w:eastAsia="標楷體" w:hAnsi="標楷體"/>
+                <w:szCs w:val="24"/>
+              </w:rPr>
+              <w:t>三</w:t>
+            </w:r>
+            <w:proofErr w:type="gramEnd"/>
+            <w:r>
+              <w:rPr>
+                <w:rFonts w:ascii="標楷體" w:eastAsia="標楷體" w:hAnsi="標楷體"/>
+                <w:szCs w:val="24"/>
+              </w:rPr>
+              <w:t>次方，亦即</w:t>
             </w:r>
             <w:r>
               <w:rPr>
@@ -2645,7 +2829,23 @@
                 <w:szCs w:val="24"/>
               </w:rPr>
               <w:lastRenderedPageBreak/>
-              <w:t>只要12.5%之軸動力就夠了，實際上考慮變頻轉變效率(約5%全載損失)，約需20%軸動力，由此可知其節省電力之功效</w:t>
+              <w:t>只要12.5%</w:t>
+            </w:r>
+            <w:proofErr w:type="gramStart"/>
+            <w:r>
+              <w:rPr>
+                <w:rFonts w:ascii="標楷體" w:eastAsia="標楷體" w:hAnsi="標楷體"/>
+                <w:szCs w:val="24"/>
+              </w:rPr>
+              <w:t>之軸動力</w:t>
+            </w:r>
+            <w:proofErr w:type="gramEnd"/>
+            <w:r>
+              <w:rPr>
+                <w:rFonts w:ascii="標楷體" w:eastAsia="標楷體" w:hAnsi="標楷體"/>
+                <w:szCs w:val="24"/>
+              </w:rPr>
+              <w:t>就夠了，實際上考慮變頻轉變效率(約5%全載損失)，約需20%軸動力，由此可知其節省電力之功效</w:t>
             </w:r>
             <w:r>
               <w:rPr>
@@ -2672,7 +2872,23 @@
                 <w:rFonts w:ascii="標楷體" w:eastAsia="標楷體" w:hAnsi="標楷體"/>
                 <w:szCs w:val="24"/>
               </w:rPr>
-              <w:t>水塔風扇配合變頻器(VSD)，正常運轉時由外氣濕球溫度感測器來調整至一定接近溫度(Approach Temp.，通常可取3～5</w:t>
+              <w:t>水塔風扇配合變頻器(VSD)，正常運轉時由</w:t>
+            </w:r>
+            <w:proofErr w:type="gramStart"/>
+            <w:r>
+              <w:rPr>
+                <w:rFonts w:ascii="標楷體" w:eastAsia="標楷體" w:hAnsi="標楷體"/>
+                <w:szCs w:val="24"/>
+              </w:rPr>
+              <w:t>外氣濕球</w:t>
+            </w:r>
+            <w:proofErr w:type="gramEnd"/>
+            <w:r>
+              <w:rPr>
+                <w:rFonts w:ascii="標楷體" w:eastAsia="標楷體" w:hAnsi="標楷體"/>
+                <w:szCs w:val="24"/>
+              </w:rPr>
+              <w:t>溫度感測器來調整至一定接近溫度(Approach Temp.，通常可取3～5</w:t>
             </w:r>
             <w:r>
               <w:rPr>
@@ -2686,7 +2902,39 @@
                 <w:rFonts w:ascii="標楷體" w:eastAsia="標楷體" w:hAnsi="標楷體"/>
                 <w:szCs w:val="24"/>
               </w:rPr>
-              <w:t>)，即控制冷卻水塔出水溫度與外氣濕球溫度差至此接近溫度，唯出水溫度不要低於17</w:t>
+              <w:t>)，即控制冷卻水塔出水溫度與</w:t>
+            </w:r>
+            <w:proofErr w:type="gramStart"/>
+            <w:r>
+              <w:rPr>
+                <w:rFonts w:ascii="標楷體" w:eastAsia="標楷體" w:hAnsi="標楷體"/>
+                <w:szCs w:val="24"/>
+              </w:rPr>
+              <w:t>外氣濕球</w:t>
+            </w:r>
+            <w:proofErr w:type="gramEnd"/>
+            <w:r>
+              <w:rPr>
+                <w:rFonts w:ascii="標楷體" w:eastAsia="標楷體" w:hAnsi="標楷體"/>
+                <w:szCs w:val="24"/>
+              </w:rPr>
+              <w:t>溫度差至此接近溫度，</w:t>
+            </w:r>
+            <w:proofErr w:type="gramStart"/>
+            <w:r>
+              <w:rPr>
+                <w:rFonts w:ascii="標楷體" w:eastAsia="標楷體" w:hAnsi="標楷體"/>
+                <w:szCs w:val="24"/>
+              </w:rPr>
+              <w:t>唯出水</w:t>
+            </w:r>
+            <w:proofErr w:type="gramEnd"/>
+            <w:r>
+              <w:rPr>
+                <w:rFonts w:ascii="標楷體" w:eastAsia="標楷體" w:hAnsi="標楷體"/>
+                <w:szCs w:val="24"/>
+              </w:rPr>
+              <w:t>溫度不要低於17</w:t>
             </w:r>
             <w:r>
               <w:rPr>
@@ -2854,12 +3102,21 @@
               </w:rPr>
               <w:t>並</w:t>
             </w:r>
-            <w:r>
-              <w:rPr>
-                <w:rFonts w:ascii="標楷體" w:eastAsia="標楷體" w:hAnsi="標楷體"/>
-                <w:szCs w:val="24"/>
-              </w:rPr>
-              <w:t>以外氣濕球溫度為設定值，並據以估計其負載之大小，且假設變頻器之低限值為30Hz，變頻器耗損功率比例約為6%</w:t>
+            <w:proofErr w:type="gramStart"/>
+            <w:r>
+              <w:rPr>
+                <w:rFonts w:ascii="標楷體" w:eastAsia="標楷體" w:hAnsi="標楷體"/>
+                <w:szCs w:val="24"/>
+              </w:rPr>
+              <w:t>以外氣濕球</w:t>
+            </w:r>
+            <w:proofErr w:type="gramEnd"/>
+            <w:r>
+              <w:rPr>
+                <w:rFonts w:ascii="標楷體" w:eastAsia="標楷體" w:hAnsi="標楷體"/>
+                <w:szCs w:val="24"/>
+              </w:rPr>
+              <w:t>溫度為設定值，並據以估計其負載之大小，且假設變頻器之低限值為30Hz，變頻器耗損功率比例約為6%</w:t>
             </w:r>
             <w:r>
               <w:rPr>
@@ -2879,7 +3136,23 @@
                 <w:rFonts w:ascii="標楷體" w:eastAsia="標楷體" w:hAnsi="標楷體" w:hint="eastAsia"/>
                 <w:szCs w:val="24"/>
               </w:rPr>
-              <w:t>kWh，抑低需量約</w:t>
+              <w:t>kWh，</w:t>
+            </w:r>
+            <w:proofErr w:type="gramStart"/>
+            <w:r>
+              <w:rPr>
+                <w:rFonts w:ascii="標楷體" w:eastAsia="標楷體" w:hAnsi="標楷體" w:hint="eastAsia"/>
+                <w:szCs w:val="24"/>
+              </w:rPr>
+              <w:t>抑低需量</w:t>
+            </w:r>
+            <w:proofErr w:type="gramEnd"/>
+            <w:r>
+              <w:rPr>
+                <w:rFonts w:ascii="標楷體" w:eastAsia="標楷體" w:hAnsi="標楷體" w:hint="eastAsia"/>
+                <w:szCs w:val="24"/>
+              </w:rPr>
+              <w:t>約</w:t>
             </w:r>
             <w:r>
               <w:rPr>
@@ -3068,12 +3341,14 @@
               </w:rPr>
               <w:t>萬元/年</w:t>
             </w:r>
+            <w:proofErr w:type="gramStart"/>
             <w:r>
               <w:rPr>
                 <w:rFonts w:ascii="標楷體" w:eastAsia="標楷體" w:hAnsi="標楷體" w:hint="eastAsia"/>
               </w:rPr>
               <w:t>≒</w:t>
             </w:r>
+            <w:proofErr w:type="gramEnd"/>
             <w:r>
               <w:rPr>
                 <w:color w:val="FF0000"/>
@@ -3205,7 +3480,7 @@
         <w:rFonts w:ascii="Times New Roman" w:hAnsi="Times New Roman"/>
         <w:noProof/>
       </w:rPr>
-      <w:t>1</w:t>
+      <w:t>2</w:t>
     </w:r>
     <w:r>
       <w:rPr>
@@ -6204,7 +6479,7 @@
 </file>
 
 <file path=customXml/itemProps1.xml><?xml version="1.0" encoding="utf-8"?>
-<ds:datastoreItem xmlns:ds="http://schemas.openxmlformats.org/officeDocument/2006/customXml" ds:itemID="{9B419C73-3292-40B1-ADDA-0501E9C1B5D1}">
+<ds:datastoreItem xmlns:ds="http://schemas.openxmlformats.org/officeDocument/2006/customXml" ds:itemID="{2FEFBB96-130D-42F5-85A7-F489CBB33EFC}">
   <ds:schemaRefs>
     <ds:schemaRef ds:uri="http://schemas.openxmlformats.org/officeDocument/2006/bibliography"/>
   </ds:schemaRefs>

--- a/template_p5.docx
+++ b/template_p5.docx
@@ -18,25 +18,7 @@
           <w:color w:val="000000" w:themeColor="text1"/>
           <w:sz w:val="36"/>
         </w:rPr>
-        <w:t xml:space="preserve">改  善  </w:t>
-      </w:r>
-      <w:proofErr w:type="gramStart"/>
-      <w:r>
-        <w:rPr>
-          <w:rFonts w:ascii="標楷體" w:eastAsia="標楷體" w:hAnsi="標楷體" w:hint="eastAsia"/>
-          <w:color w:val="000000" w:themeColor="text1"/>
-          <w:sz w:val="36"/>
-        </w:rPr>
-        <w:t>措</w:t>
-      </w:r>
-      <w:proofErr w:type="gramEnd"/>
-      <w:r>
-        <w:rPr>
-          <w:rFonts w:ascii="標楷體" w:eastAsia="標楷體" w:hAnsi="標楷體" w:hint="eastAsia"/>
-          <w:color w:val="000000" w:themeColor="text1"/>
-          <w:sz w:val="36"/>
-        </w:rPr>
-        <w:t xml:space="preserve">  施  建  議  表  (</w:t>
+        <w:t>改  善  措  施  建  議  表  (</w:t>
       </w:r>
       <w:r>
         <w:rPr>
@@ -437,7 +419,6 @@
                 <w:szCs w:val="24"/>
               </w:rPr>
             </w:pPr>
-            <w:proofErr w:type="gramStart"/>
             <w:r>
               <w:rPr>
                 <w:rFonts w:eastAsia="標楷體" w:hint="eastAsia"/>
@@ -446,7 +427,6 @@
               </w:rPr>
               <w:t>本項耗能量</w:t>
             </w:r>
-            <w:proofErr w:type="gramEnd"/>
           </w:p>
         </w:tc>
         <w:tc>
@@ -979,7 +959,6 @@
               </w:rPr>
               <w:t>)</w:t>
             </w:r>
-            <w:proofErr w:type="gramStart"/>
             <w:r>
               <w:rPr>
                 <w:rFonts w:eastAsia="標楷體" w:hint="eastAsia"/>
@@ -988,7 +967,6 @@
               </w:rPr>
               <w:t>接省熱</w:t>
             </w:r>
-            <w:proofErr w:type="gramEnd"/>
           </w:p>
         </w:tc>
         <w:tc>
@@ -1196,7 +1174,6 @@
               </w:rPr>
               <w:t>(</w:t>
             </w:r>
-            <w:proofErr w:type="spellStart"/>
             <w:r>
               <w:rPr>
                 <w:rFonts w:ascii="Times New Roman" w:eastAsia="Times New Roman" w:hAnsi="Times New Roman" w:cs="Times New Roman"/>
@@ -1206,7 +1183,6 @@
               </w:rPr>
               <w:t>kLOE</w:t>
             </w:r>
-            <w:proofErr w:type="spellEnd"/>
             <w:r>
               <w:rPr>
                 <w:rFonts w:ascii="Times New Roman" w:eastAsia="標楷體" w:hAnsi="Times New Roman" w:cs="Times New Roman"/>
@@ -1409,7 +1385,6 @@
               </w:rPr>
               <w:t>(</w:t>
             </w:r>
-            <w:proofErr w:type="spellStart"/>
             <w:r>
               <w:rPr>
                 <w:rFonts w:ascii="Times New Roman" w:hAnsi="Times New Roman" w:cs="Times New Roman"/>
@@ -1419,7 +1394,6 @@
               </w:rPr>
               <w:t>kLOE</w:t>
             </w:r>
-            <w:proofErr w:type="spellEnd"/>
             <w:r>
               <w:rPr>
                 <w:rFonts w:ascii="Times New Roman" w:eastAsia="標楷體" w:hAnsi="Times New Roman" w:cs="Times New Roman"/>
@@ -2189,69 +2163,12 @@
                 <w:szCs w:val="24"/>
               </w:rPr>
             </w:pPr>
-            <w:proofErr w:type="gramStart"/>
             <w:r>
               <w:rPr>
                 <w:rFonts w:ascii="標楷體" w:eastAsia="標楷體" w:hAnsi="標楷體" w:hint="eastAsia"/>
                 <w:szCs w:val="24"/>
               </w:rPr>
-              <w:t>貴司冷卻</w:t>
-            </w:r>
-            <w:proofErr w:type="gramEnd"/>
-            <w:r>
-              <w:rPr>
-                <w:rFonts w:ascii="標楷體" w:eastAsia="標楷體" w:hAnsi="標楷體" w:hint="eastAsia"/>
-                <w:szCs w:val="24"/>
-              </w:rPr>
-              <w:t>水塔未</w:t>
-            </w:r>
-            <w:proofErr w:type="gramStart"/>
-            <w:r>
-              <w:rPr>
-                <w:rFonts w:ascii="標楷體" w:eastAsia="標楷體" w:hAnsi="標楷體" w:hint="eastAsia"/>
-                <w:szCs w:val="24"/>
-              </w:rPr>
-              <w:t>採</w:t>
-            </w:r>
-            <w:proofErr w:type="gramEnd"/>
-            <w:r>
-              <w:rPr>
-                <w:rFonts w:ascii="標楷體" w:eastAsia="標楷體" w:hAnsi="標楷體" w:hint="eastAsia"/>
-                <w:szCs w:val="24"/>
-              </w:rPr>
-              <w:t>變頻控制，風車依照冷卻水回水溫度設定</w:t>
-            </w:r>
-            <w:proofErr w:type="gramStart"/>
-            <w:r>
-              <w:rPr>
-                <w:rFonts w:ascii="標楷體" w:eastAsia="標楷體" w:hAnsi="標楷體" w:hint="eastAsia"/>
-                <w:szCs w:val="24"/>
-              </w:rPr>
-              <w:t>啟停台</w:t>
-            </w:r>
-            <w:proofErr w:type="gramEnd"/>
-            <w:r>
-              <w:rPr>
-                <w:rFonts w:ascii="標楷體" w:eastAsia="標楷體" w:hAnsi="標楷體" w:hint="eastAsia"/>
-                <w:szCs w:val="24"/>
-              </w:rPr>
-              <w:t>數，無法依實際負載情況</w:t>
-            </w:r>
-            <w:proofErr w:type="gramStart"/>
-            <w:r>
-              <w:rPr>
-                <w:rFonts w:ascii="標楷體" w:eastAsia="標楷體" w:hAnsi="標楷體" w:hint="eastAsia"/>
-                <w:szCs w:val="24"/>
-              </w:rPr>
-              <w:t>無段式調</w:t>
-            </w:r>
-            <w:proofErr w:type="gramEnd"/>
-            <w:r>
-              <w:rPr>
-                <w:rFonts w:ascii="標楷體" w:eastAsia="標楷體" w:hAnsi="標楷體" w:hint="eastAsia"/>
-                <w:szCs w:val="24"/>
-              </w:rPr>
-              <w:t>控水塔散熱。</w:t>
+              <w:t>貴司冷卻水塔未採變頻控制，風車依照冷卻水回水溫度設定啟停台數，無法依實際負載情況無段式調控水塔散熱。</w:t>
             </w:r>
           </w:p>
           <w:p>
@@ -2270,162 +2187,38 @@
             </w:pPr>
             <w:r>
               <w:rPr>
-                <w:rFonts w:ascii="標楷體" w:eastAsia="標楷體" w:hAnsi="標楷體"/>
+                <w:rFonts w:ascii="標楷體" w:eastAsia="標楷體" w:hAnsi="標楷體" w:hint="eastAsia"/>
+                <w:szCs w:val="24"/>
+              </w:rPr>
+              <w:t>估計水塔風車馬達年度總耗電：</w:t>
+            </w:r>
+            <w:r>
+              <w:rPr>
+                <w:color w:val="FF0000"/>
+              </w:rPr>
+              <w:t>{{OLD_KWH}}</w:t>
+            </w:r>
+            <w:r>
+              <w:rPr>
+                <w:rFonts w:ascii="標楷體" w:eastAsia="標楷體" w:hAnsi="標楷體" w:hint="eastAsia"/>
+                <w:szCs w:val="24"/>
+              </w:rPr>
+              <w:t>kWh/年。</w:t>
+            </w:r>
+          </w:p>
+          <w:p>
+            <w:pPr>
+              <w:rPr>
+                <w:rFonts w:hint="eastAsia"/>
                 <w:noProof/>
-                <w:szCs w:val="24"/>
-              </w:rPr>
-              <mc:AlternateContent>
-                <mc:Choice Requires="wps">
-                  <w:drawing>
-                    <wp:anchor distT="45720" distB="45720" distL="114300" distR="114300" simplePos="0" relativeHeight="251668480" behindDoc="0" locked="0" layoutInCell="1" allowOverlap="1" wp14:anchorId="6AE1060F" wp14:editId="55B261A9">
-                      <wp:simplePos x="0" y="0"/>
-                      <wp:positionH relativeFrom="column">
-                        <wp:posOffset>713740</wp:posOffset>
-                      </wp:positionH>
-                      <wp:positionV relativeFrom="paragraph">
-                        <wp:posOffset>276860</wp:posOffset>
-                      </wp:positionV>
-                      <wp:extent cx="5327015" cy="1772920"/>
-                      <wp:effectExtent l="0" t="0" r="6985" b="0"/>
-                      <wp:wrapSquare wrapText="bothSides"/>
-                      <wp:docPr id="217" name="文字方塊 2"/>
-                      <wp:cNvGraphicFramePr>
-                        <a:graphicFrameLocks xmlns:a="http://schemas.openxmlformats.org/drawingml/2006/main"/>
-                      </wp:cNvGraphicFramePr>
-                      <a:graphic xmlns:a="http://schemas.openxmlformats.org/drawingml/2006/main">
-                        <a:graphicData uri="http://schemas.microsoft.com/office/word/2010/wordprocessingShape">
-                          <wps:wsp>
-                            <wps:cNvSpPr txBox="1">
-                              <a:spLocks noChangeArrowheads="1"/>
-                            </wps:cNvSpPr>
-                            <wps:spPr bwMode="auto">
-                              <a:xfrm>
-                                <a:off x="0" y="0"/>
-                                <a:ext cx="5327015" cy="1772920"/>
-                              </a:xfrm>
-                              <a:prstGeom prst="rect">
-                                <a:avLst/>
-                              </a:prstGeom>
-                              <a:solidFill>
-                                <a:srgbClr val="FFFFFF"/>
-                              </a:solidFill>
-                              <a:ln w="9525">
-                                <a:noFill/>
-                                <a:miter lim="800000"/>
-                                <a:headEnd/>
-                                <a:tailEnd/>
-                              </a:ln>
-                            </wps:spPr>
-                            <wps:txbx>
-                              <w:txbxContent>
-                                <w:p>
-                                  <w:pPr>
-                                    <w:jc w:val="center"/>
-                                    <w:rPr>
-                                      <w:noProof/>
-                                      <w:color w:val="FF0000"/>
-                                    </w:rPr>
-                                  </w:pPr>
-                                  <w:r>
-                                    <w:t>[[OLD_TABLE]]</w:t>
-                                  </w:r>
-                                  <w:bookmarkStart w:id="0" w:name="_GoBack"/>
-                                  <w:bookmarkEnd w:id="0"/>
-                                </w:p>
-                              </w:txbxContent>
-                            </wps:txbx>
-                            <wps:bodyPr rot="0" vert="horz" wrap="square" lIns="91440" tIns="45720" rIns="91440" bIns="45720" anchor="t" anchorCtr="0">
-                              <a:noAutofit/>
-                            </wps:bodyPr>
-                          </wps:wsp>
-                        </a:graphicData>
-                      </a:graphic>
-                      <wp14:sizeRelH relativeFrom="margin">
-                        <wp14:pctWidth>0</wp14:pctWidth>
-                      </wp14:sizeRelH>
-                      <wp14:sizeRelV relativeFrom="margin">
-                        <wp14:pctHeight>0</wp14:pctHeight>
-                      </wp14:sizeRelV>
-                    </wp:anchor>
-                  </w:drawing>
-                </mc:Choice>
-                <mc:Fallback>
-                  <w:pict>
-                    <v:shapetype w14:anchorId="6AE1060F" id="_x0000_t202" coordsize="21600,21600" o:spt="202" path="m,l,21600r21600,l21600,xe">
-                      <v:stroke joinstyle="miter"/>
-                      <v:path gradientshapeok="t" o:connecttype="rect"/>
-                    </v:shapetype>
-                    <v:shape id="文字方塊 2" o:spid="_x0000_s1026" type="#_x0000_t202" style="position:absolute;left:0;text-align:left;margin-left:56.2pt;margin-top:21.8pt;width:419.45pt;height:139.6pt;z-index:251668480;visibility:visible;mso-wrap-style:square;mso-width-percent:0;mso-height-percent:0;mso-wrap-distance-left:9pt;mso-wrap-distance-top:3.6pt;mso-wrap-distance-right:9pt;mso-wrap-distance-bottom:3.6pt;mso-position-horizontal:absolute;mso-position-horizontal-relative:text;mso-position-vertical:absolute;mso-position-vertical-relative:text;mso-width-percent:0;mso-height-percent:0;mso-width-relative:margin;mso-height-relative:margin;v-text-anchor:top" o:gfxdata="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" stroked="f">
-                      <v:textbox>
-                        <w:txbxContent>
-                          <w:p>
-                            <w:pPr>
-                              <w:jc w:val="center"/>
-                              <w:rPr>
-                                <w:noProof/>
-                                <w:color w:val="FF0000"/>
-                              </w:rPr>
-                            </w:pPr>
-                            <w:r>
-                              <w:t>[[OLD_TABLE]]</w:t>
-                            </w:r>
-                            <w:bookmarkStart w:id="1" w:name="_GoBack"/>
-                            <w:bookmarkEnd w:id="1"/>
-                          </w:p>
-                        </w:txbxContent>
-                      </v:textbox>
-                      <w10:wrap type="square"/>
-                    </v:shape>
-                  </w:pict>
-                </mc:Fallback>
-              </mc:AlternateContent>
-            </w:r>
-            <w:r>
-              <w:rPr>
-                <w:rFonts w:ascii="標楷體" w:eastAsia="標楷體" w:hAnsi="標楷體" w:hint="eastAsia"/>
-                <w:szCs w:val="24"/>
-              </w:rPr>
-              <w:t>估計水塔風車馬達</w:t>
-            </w:r>
-            <w:proofErr w:type="gramStart"/>
-            <w:r>
-              <w:rPr>
-                <w:rFonts w:ascii="標楷體" w:eastAsia="標楷體" w:hAnsi="標楷體" w:hint="eastAsia"/>
-                <w:szCs w:val="24"/>
-              </w:rPr>
-              <w:t>年度總耗電</w:t>
-            </w:r>
-            <w:proofErr w:type="gramEnd"/>
-            <w:r>
-              <w:rPr>
-                <w:rFonts w:ascii="標楷體" w:eastAsia="標楷體" w:hAnsi="標楷體" w:hint="eastAsia"/>
-                <w:szCs w:val="24"/>
-              </w:rPr>
-              <w:t>：</w:t>
-            </w:r>
-            <w:r>
-              <w:rPr>
                 <w:color w:val="FF0000"/>
               </w:rPr>
-              <w:t>{{OLD_KWH}}</w:t>
-            </w:r>
-            <w:r>
-              <w:rPr>
-                <w:rFonts w:ascii="標楷體" w:eastAsia="標楷體" w:hAnsi="標楷體" w:hint="eastAsia"/>
-                <w:szCs w:val="24"/>
-              </w:rPr>
-              <w:t>kWh/年。</w:t>
-            </w:r>
-          </w:p>
-          <w:p>
-            <w:pPr>
-              <w:widowControl/>
-              <w:spacing w:afterLines="50" w:after="180"/>
-              <w:rPr>
-                <w:rFonts w:ascii="標楷體" w:eastAsia="標楷體" w:hAnsi="標楷體"/>
-                <w:szCs w:val="24"/>
-              </w:rPr>
-            </w:pPr>
+            </w:pPr>
+            <w:r>
+              <w:t>[[OLD_TABLE]]</w:t>
+            </w:r>
+            <w:bookmarkStart w:id="0" w:name="_GoBack"/>
+            <w:bookmarkEnd w:id="0"/>
           </w:p>
           <w:p>
             <w:pPr>
@@ -2509,33 +2302,8 @@
                 <w:rFonts w:ascii="標楷體" w:eastAsia="標楷體" w:hAnsi="標楷體"/>
                 <w:szCs w:val="24"/>
               </w:rPr>
-              <w:t>應作最適當的控制方式運轉，因此在冷卻水塔風扇馬達加裝變頻器，讓冷卻水塔風扇轉速可依</w:t>
-            </w:r>
-            <w:proofErr w:type="gramStart"/>
-            <w:r>
-              <w:rPr>
-                <w:rFonts w:ascii="標楷體" w:eastAsia="標楷體" w:hAnsi="標楷體"/>
-                <w:szCs w:val="24"/>
-              </w:rPr>
-              <w:t>外氣濕球</w:t>
-            </w:r>
-            <w:proofErr w:type="gramEnd"/>
-            <w:r>
-              <w:rPr>
-                <w:rFonts w:ascii="標楷體" w:eastAsia="標楷體" w:hAnsi="標楷體"/>
-                <w:szCs w:val="24"/>
-              </w:rPr>
-              <w:t>溫度設定值，據以估計其負載之大小。如此</w:t>
-            </w:r>
-            <w:proofErr w:type="gramStart"/>
-            <w:r>
-              <w:rPr>
-                <w:rFonts w:ascii="標楷體" w:eastAsia="標楷體" w:hAnsi="標楷體"/>
-                <w:szCs w:val="24"/>
-              </w:rPr>
-              <w:t>一來，</w:t>
-            </w:r>
-            <w:proofErr w:type="gramEnd"/>
+              <w:t>應作最適當的控制方式運轉，因此在冷卻水塔風扇馬達加裝變頻器，讓冷卻水塔風扇轉速可依外氣濕球溫度設定值，據以估計其負載之大小。如此一來，</w:t>
+            </w:r>
             <w:r>
               <w:rPr>
                 <w:rFonts w:ascii="標楷體" w:eastAsia="標楷體" w:hAnsi="標楷體" w:hint="eastAsia"/>
@@ -2548,23 +2316,7 @@
                 <w:rFonts w:ascii="標楷體" w:eastAsia="標楷體" w:hAnsi="標楷體"/>
                 <w:szCs w:val="24"/>
               </w:rPr>
-              <w:t>主機可因冷卻水溫隨季節變動調低</w:t>
-            </w:r>
-            <w:proofErr w:type="gramStart"/>
-            <w:r>
-              <w:rPr>
-                <w:rFonts w:ascii="標楷體" w:eastAsia="標楷體" w:hAnsi="標楷體"/>
-                <w:szCs w:val="24"/>
-              </w:rPr>
-              <w:t>而使耗電</w:t>
-            </w:r>
-            <w:proofErr w:type="gramEnd"/>
-            <w:r>
-              <w:rPr>
-                <w:rFonts w:ascii="標楷體" w:eastAsia="標楷體" w:hAnsi="標楷體"/>
-                <w:szCs w:val="24"/>
-              </w:rPr>
-              <w:t>減少，冷卻水塔風扇也可全力運轉，但不致於浪費過多電力</w:t>
+              <w:t>主機可因冷卻水溫隨季節變動調低而使耗電減少，冷卻水塔風扇也可全力運轉，但不致於浪費過多電力</w:t>
             </w:r>
             <w:r>
               <w:rPr>
@@ -2608,23 +2360,7 @@
                 <w:rFonts w:ascii="標楷體" w:eastAsia="標楷體" w:hAnsi="標楷體"/>
                 <w:szCs w:val="24"/>
               </w:rPr>
-              <w:t>，如假設風扇效率在此略成一定值時，軸動力因與H、Q成比例，故其變化量只為風量之減少率與靜壓之增加率之乘積部份而己。</w:t>
-            </w:r>
-            <w:proofErr w:type="gramStart"/>
-            <w:r>
-              <w:rPr>
-                <w:rFonts w:ascii="標楷體" w:eastAsia="標楷體" w:hAnsi="標楷體"/>
-                <w:szCs w:val="24"/>
-              </w:rPr>
-              <w:t>若是將節氣閘</w:t>
-            </w:r>
-            <w:proofErr w:type="gramEnd"/>
-            <w:r>
-              <w:rPr>
-                <w:rFonts w:ascii="標楷體" w:eastAsia="標楷體" w:hAnsi="標楷體"/>
-                <w:szCs w:val="24"/>
-              </w:rPr>
-              <w:t>全開，而改變風扇轉速由N</w:t>
+              <w:t>，如假設風扇效率在此略成一定值時，軸動力因與H、Q成比例，故其變化量只為風量之減少率與靜壓之增加率之乘積部份而己。若是將節氣閘全開，而改變風扇轉速由N</w:t>
             </w:r>
             <w:r>
               <w:rPr>
@@ -2789,63 +2525,7 @@
                 <w:rFonts w:ascii="標楷體" w:eastAsia="標楷體" w:hAnsi="標楷體"/>
                 <w:szCs w:val="24"/>
               </w:rPr>
-              <w:t>)之三次方</w:t>
-            </w:r>
-            <w:proofErr w:type="gramStart"/>
-            <w:r>
-              <w:rPr>
-                <w:rFonts w:ascii="標楷體" w:eastAsia="標楷體" w:hAnsi="標楷體"/>
-                <w:szCs w:val="24"/>
-              </w:rPr>
-              <w:t>倍</w:t>
-            </w:r>
-            <w:proofErr w:type="gramEnd"/>
-            <w:r>
-              <w:rPr>
-                <w:rFonts w:ascii="標楷體" w:eastAsia="標楷體" w:hAnsi="標楷體"/>
-                <w:szCs w:val="24"/>
-              </w:rPr>
-              <w:t>，換句話說，以變頻器控制轉速調整風量至1/2時，理論上軸動力則僅需1/2</w:t>
-            </w:r>
-            <w:proofErr w:type="gramStart"/>
-            <w:r>
-              <w:rPr>
-                <w:rFonts w:ascii="標楷體" w:eastAsia="標楷體" w:hAnsi="標楷體"/>
-                <w:szCs w:val="24"/>
-              </w:rPr>
-              <w:t>三</w:t>
-            </w:r>
-            <w:proofErr w:type="gramEnd"/>
-            <w:r>
-              <w:rPr>
-                <w:rFonts w:ascii="標楷體" w:eastAsia="標楷體" w:hAnsi="標楷體"/>
-                <w:szCs w:val="24"/>
-              </w:rPr>
-              <w:t>次方，亦即</w:t>
-            </w:r>
-            <w:r>
-              <w:rPr>
-                <w:rFonts w:ascii="標楷體" w:eastAsia="標楷體" w:hAnsi="標楷體"/>
-                <w:szCs w:val="24"/>
-              </w:rPr>
-              <w:lastRenderedPageBreak/>
-              <w:t>只要12.5%</w:t>
-            </w:r>
-            <w:proofErr w:type="gramStart"/>
-            <w:r>
-              <w:rPr>
-                <w:rFonts w:ascii="標楷體" w:eastAsia="標楷體" w:hAnsi="標楷體"/>
-                <w:szCs w:val="24"/>
-              </w:rPr>
-              <w:t>之軸動力</w:t>
-            </w:r>
-            <w:proofErr w:type="gramEnd"/>
-            <w:r>
-              <w:rPr>
-                <w:rFonts w:ascii="標楷體" w:eastAsia="標楷體" w:hAnsi="標楷體"/>
-                <w:szCs w:val="24"/>
-              </w:rPr>
-              <w:t>就夠了，實際上考慮變頻轉變效率(約5%全載損失)，約需20%軸動力，由此可知其節省電力之功效</w:t>
+              <w:t>)之三次方倍，換句話說，以變頻器控制轉速調整風量至1/2時，理論上軸動力則僅需1/2三次方，亦即只要12.5%之軸動力就夠了，實際上考慮變頻轉變效率(約5%全載損失)，約需20%軸動力，由此可知其節省電力之功效</w:t>
             </w:r>
             <w:r>
               <w:rPr>
@@ -2872,23 +2552,7 @@
                 <w:rFonts w:ascii="標楷體" w:eastAsia="標楷體" w:hAnsi="標楷體"/>
                 <w:szCs w:val="24"/>
               </w:rPr>
-              <w:t>水塔風扇配合變頻器(VSD)，正常運轉時由</w:t>
-            </w:r>
-            <w:proofErr w:type="gramStart"/>
-            <w:r>
-              <w:rPr>
-                <w:rFonts w:ascii="標楷體" w:eastAsia="標楷體" w:hAnsi="標楷體"/>
-                <w:szCs w:val="24"/>
-              </w:rPr>
-              <w:t>外氣濕球</w:t>
-            </w:r>
-            <w:proofErr w:type="gramEnd"/>
-            <w:r>
-              <w:rPr>
-                <w:rFonts w:ascii="標楷體" w:eastAsia="標楷體" w:hAnsi="標楷體"/>
-                <w:szCs w:val="24"/>
-              </w:rPr>
-              <w:t>溫度感測器來調整至一定接近溫度(Approach Temp.，通常可取3～5</w:t>
+              <w:t>水塔風扇配合變頻器(VSD)，正常運轉時由外氣濕球溫度感測器來調整至一定接近溫度(Approach Temp.，通常可取3～5</w:t>
             </w:r>
             <w:r>
               <w:rPr>
@@ -2902,39 +2566,7 @@
                 <w:rFonts w:ascii="標楷體" w:eastAsia="標楷體" w:hAnsi="標楷體"/>
                 <w:szCs w:val="24"/>
               </w:rPr>
-              <w:t>)，即控制冷卻水塔出水溫度與</w:t>
-            </w:r>
-            <w:proofErr w:type="gramStart"/>
-            <w:r>
-              <w:rPr>
-                <w:rFonts w:ascii="標楷體" w:eastAsia="標楷體" w:hAnsi="標楷體"/>
-                <w:szCs w:val="24"/>
-              </w:rPr>
-              <w:t>外氣濕球</w:t>
-            </w:r>
-            <w:proofErr w:type="gramEnd"/>
-            <w:r>
-              <w:rPr>
-                <w:rFonts w:ascii="標楷體" w:eastAsia="標楷體" w:hAnsi="標楷體"/>
-                <w:szCs w:val="24"/>
-              </w:rPr>
-              <w:t>溫度差至此接近溫度，</w:t>
-            </w:r>
-            <w:proofErr w:type="gramStart"/>
-            <w:r>
-              <w:rPr>
-                <w:rFonts w:ascii="標楷體" w:eastAsia="標楷體" w:hAnsi="標楷體"/>
-                <w:szCs w:val="24"/>
-              </w:rPr>
-              <w:t>唯出水</w:t>
-            </w:r>
-            <w:proofErr w:type="gramEnd"/>
-            <w:r>
-              <w:rPr>
-                <w:rFonts w:ascii="標楷體" w:eastAsia="標楷體" w:hAnsi="標楷體"/>
-                <w:szCs w:val="24"/>
-              </w:rPr>
-              <w:t>溫度不要低於17</w:t>
+              <w:t>)，即控制冷卻水塔出水溫度與外氣濕球溫度差至此接近溫度，唯出水溫度不要低於17</w:t>
             </w:r>
             <w:r>
               <w:rPr>
@@ -2969,6 +2601,7 @@
                 <w:rFonts w:ascii="標楷體" w:eastAsia="標楷體" w:hAnsi="標楷體"/>
                 <w:szCs w:val="24"/>
               </w:rPr>
+              <w:lastRenderedPageBreak/>
               <w:t>另外可針對在較低之散熱負載之下關閉其水塔電源，利用自然對流進行冷卻水散熱，其控制可結合變頻器之負載率進行可程式控制，當持續低負載時，可自動關閉水塔電源。</w:t>
             </w:r>
           </w:p>
@@ -3102,21 +2735,12 @@
               </w:rPr>
               <w:t>並</w:t>
             </w:r>
-            <w:proofErr w:type="gramStart"/>
-            <w:r>
-              <w:rPr>
-                <w:rFonts w:ascii="標楷體" w:eastAsia="標楷體" w:hAnsi="標楷體"/>
-                <w:szCs w:val="24"/>
-              </w:rPr>
-              <w:t>以外氣濕球</w:t>
-            </w:r>
-            <w:proofErr w:type="gramEnd"/>
-            <w:r>
-              <w:rPr>
-                <w:rFonts w:ascii="標楷體" w:eastAsia="標楷體" w:hAnsi="標楷體"/>
-                <w:szCs w:val="24"/>
-              </w:rPr>
-              <w:t>溫度為設定值，並據以估計其負載之大小，且假設變頻器之低限值為30Hz，變頻器耗損功率比例約為6%</w:t>
+            <w:r>
+              <w:rPr>
+                <w:rFonts w:ascii="標楷體" w:eastAsia="標楷體" w:hAnsi="標楷體"/>
+                <w:szCs w:val="24"/>
+              </w:rPr>
+              <w:t>以外氣濕球溫度為設定值，並據以估計其負載之大小，且假設變頻器之低限值為30Hz，變頻器耗損功率比例約為6%</w:t>
             </w:r>
             <w:r>
               <w:rPr>
@@ -3136,23 +2760,7 @@
                 <w:rFonts w:ascii="標楷體" w:eastAsia="標楷體" w:hAnsi="標楷體" w:hint="eastAsia"/>
                 <w:szCs w:val="24"/>
               </w:rPr>
-              <w:t>kWh，</w:t>
-            </w:r>
-            <w:proofErr w:type="gramStart"/>
-            <w:r>
-              <w:rPr>
-                <w:rFonts w:ascii="標楷體" w:eastAsia="標楷體" w:hAnsi="標楷體" w:hint="eastAsia"/>
-                <w:szCs w:val="24"/>
-              </w:rPr>
-              <w:t>抑低需量</w:t>
-            </w:r>
-            <w:proofErr w:type="gramEnd"/>
-            <w:r>
-              <w:rPr>
-                <w:rFonts w:ascii="標楷體" w:eastAsia="標楷體" w:hAnsi="標楷體" w:hint="eastAsia"/>
-                <w:szCs w:val="24"/>
-              </w:rPr>
-              <w:t>約</w:t>
+              <w:t>kWh，抑低需量約</w:t>
             </w:r>
             <w:r>
               <w:rPr>
@@ -3341,14 +2949,12 @@
               </w:rPr>
               <w:t>萬元/年</w:t>
             </w:r>
-            <w:proofErr w:type="gramStart"/>
             <w:r>
               <w:rPr>
                 <w:rFonts w:ascii="標楷體" w:eastAsia="標楷體" w:hAnsi="標楷體" w:hint="eastAsia"/>
               </w:rPr>
               <w:t>≒</w:t>
             </w:r>
-            <w:proofErr w:type="gramEnd"/>
             <w:r>
               <w:rPr>
                 <w:color w:val="FF0000"/>
@@ -6479,7 +6085,7 @@
 </file>
 
 <file path=customXml/itemProps1.xml><?xml version="1.0" encoding="utf-8"?>
-<ds:datastoreItem xmlns:ds="http://schemas.openxmlformats.org/officeDocument/2006/customXml" ds:itemID="{2FEFBB96-130D-42F5-85A7-F489CBB33EFC}">
+<ds:datastoreItem xmlns:ds="http://schemas.openxmlformats.org/officeDocument/2006/customXml" ds:itemID="{DA0B8D6F-D13F-46C1-81EB-494920838E7E}">
   <ds:schemaRefs>
     <ds:schemaRef ds:uri="http://schemas.openxmlformats.org/officeDocument/2006/bibliography"/>
   </ds:schemaRefs>

--- a/template_p5.docx
+++ b/template_p5.docx
@@ -18,7 +18,25 @@
           <w:color w:val="000000" w:themeColor="text1"/>
           <w:sz w:val="36"/>
         </w:rPr>
-        <w:t>改  善  措  施  建  議  表  (</w:t>
+        <w:t xml:space="preserve">改  善  </w:t>
+      </w:r>
+      <w:proofErr w:type="gramStart"/>
+      <w:r>
+        <w:rPr>
+          <w:rFonts w:ascii="標楷體" w:eastAsia="標楷體" w:hAnsi="標楷體" w:hint="eastAsia"/>
+          <w:color w:val="000000" w:themeColor="text1"/>
+          <w:sz w:val="36"/>
+        </w:rPr>
+        <w:t>措</w:t>
+      </w:r>
+      <w:proofErr w:type="gramEnd"/>
+      <w:r>
+        <w:rPr>
+          <w:rFonts w:ascii="標楷體" w:eastAsia="標楷體" w:hAnsi="標楷體" w:hint="eastAsia"/>
+          <w:color w:val="000000" w:themeColor="text1"/>
+          <w:sz w:val="36"/>
+        </w:rPr>
+        <w:t xml:space="preserve">  施  建  議  表  (</w:t>
       </w:r>
       <w:r>
         <w:rPr>
@@ -419,6 +437,7 @@
                 <w:szCs w:val="24"/>
               </w:rPr>
             </w:pPr>
+            <w:proofErr w:type="gramStart"/>
             <w:r>
               <w:rPr>
                 <w:rFonts w:eastAsia="標楷體" w:hint="eastAsia"/>
@@ -427,6 +446,7 @@
               </w:rPr>
               <w:t>本項耗能量</w:t>
             </w:r>
+            <w:proofErr w:type="gramEnd"/>
           </w:p>
         </w:tc>
         <w:tc>
@@ -959,6 +979,7 @@
               </w:rPr>
               <w:t>)</w:t>
             </w:r>
+            <w:proofErr w:type="gramStart"/>
             <w:r>
               <w:rPr>
                 <w:rFonts w:eastAsia="標楷體" w:hint="eastAsia"/>
@@ -967,6 +988,7 @@
               </w:rPr>
               <w:t>接省熱</w:t>
             </w:r>
+            <w:proofErr w:type="gramEnd"/>
           </w:p>
         </w:tc>
         <w:tc>
@@ -1174,6 +1196,7 @@
               </w:rPr>
               <w:t>(</w:t>
             </w:r>
+            <w:proofErr w:type="spellStart"/>
             <w:r>
               <w:rPr>
                 <w:rFonts w:ascii="Times New Roman" w:eastAsia="Times New Roman" w:hAnsi="Times New Roman" w:cs="Times New Roman"/>
@@ -1183,6 +1206,7 @@
               </w:rPr>
               <w:t>kLOE</w:t>
             </w:r>
+            <w:proofErr w:type="spellEnd"/>
             <w:r>
               <w:rPr>
                 <w:rFonts w:ascii="Times New Roman" w:eastAsia="標楷體" w:hAnsi="Times New Roman" w:cs="Times New Roman"/>
@@ -1385,6 +1409,7 @@
               </w:rPr>
               <w:t>(</w:t>
             </w:r>
+            <w:proofErr w:type="spellStart"/>
             <w:r>
               <w:rPr>
                 <w:rFonts w:ascii="Times New Roman" w:hAnsi="Times New Roman" w:cs="Times New Roman"/>
@@ -1394,6 +1419,7 @@
               </w:rPr>
               <w:t>kLOE</w:t>
             </w:r>
+            <w:proofErr w:type="spellEnd"/>
             <w:r>
               <w:rPr>
                 <w:rFonts w:ascii="Times New Roman" w:eastAsia="標楷體" w:hAnsi="Times New Roman" w:cs="Times New Roman"/>
@@ -2163,12 +2189,69 @@
                 <w:szCs w:val="24"/>
               </w:rPr>
             </w:pPr>
+            <w:proofErr w:type="gramStart"/>
             <w:r>
               <w:rPr>
                 <w:rFonts w:ascii="標楷體" w:eastAsia="標楷體" w:hAnsi="標楷體" w:hint="eastAsia"/>
                 <w:szCs w:val="24"/>
               </w:rPr>
-              <w:t>貴司冷卻水塔未採變頻控制，風車依照冷卻水回水溫度設定啟停台數，無法依實際負載情況無段式調控水塔散熱。</w:t>
+              <w:t>貴司冷卻</w:t>
+            </w:r>
+            <w:proofErr w:type="gramEnd"/>
+            <w:r>
+              <w:rPr>
+                <w:rFonts w:ascii="標楷體" w:eastAsia="標楷體" w:hAnsi="標楷體" w:hint="eastAsia"/>
+                <w:szCs w:val="24"/>
+              </w:rPr>
+              <w:t>水塔未</w:t>
+            </w:r>
+            <w:proofErr w:type="gramStart"/>
+            <w:r>
+              <w:rPr>
+                <w:rFonts w:ascii="標楷體" w:eastAsia="標楷體" w:hAnsi="標楷體" w:hint="eastAsia"/>
+                <w:szCs w:val="24"/>
+              </w:rPr>
+              <w:t>採</w:t>
+            </w:r>
+            <w:proofErr w:type="gramEnd"/>
+            <w:r>
+              <w:rPr>
+                <w:rFonts w:ascii="標楷體" w:eastAsia="標楷體" w:hAnsi="標楷體" w:hint="eastAsia"/>
+                <w:szCs w:val="24"/>
+              </w:rPr>
+              <w:t>變頻控制，風車依照冷卻水回水溫度設定</w:t>
+            </w:r>
+            <w:proofErr w:type="gramStart"/>
+            <w:r>
+              <w:rPr>
+                <w:rFonts w:ascii="標楷體" w:eastAsia="標楷體" w:hAnsi="標楷體" w:hint="eastAsia"/>
+                <w:szCs w:val="24"/>
+              </w:rPr>
+              <w:t>啟停台</w:t>
+            </w:r>
+            <w:proofErr w:type="gramEnd"/>
+            <w:r>
+              <w:rPr>
+                <w:rFonts w:ascii="標楷體" w:eastAsia="標楷體" w:hAnsi="標楷體" w:hint="eastAsia"/>
+                <w:szCs w:val="24"/>
+              </w:rPr>
+              <w:t>數，無法依實際負載情況</w:t>
+            </w:r>
+            <w:proofErr w:type="gramStart"/>
+            <w:r>
+              <w:rPr>
+                <w:rFonts w:ascii="標楷體" w:eastAsia="標楷體" w:hAnsi="標楷體" w:hint="eastAsia"/>
+                <w:szCs w:val="24"/>
+              </w:rPr>
+              <w:t>無段式調</w:t>
+            </w:r>
+            <w:proofErr w:type="gramEnd"/>
+            <w:r>
+              <w:rPr>
+                <w:rFonts w:ascii="標楷體" w:eastAsia="標楷體" w:hAnsi="標楷體" w:hint="eastAsia"/>
+                <w:szCs w:val="24"/>
+              </w:rPr>
+              <w:t>控水塔散熱。</w:t>
             </w:r>
           </w:p>
           <w:p>
@@ -2190,7 +2273,23 @@
                 <w:rFonts w:ascii="標楷體" w:eastAsia="標楷體" w:hAnsi="標楷體" w:hint="eastAsia"/>
                 <w:szCs w:val="24"/>
               </w:rPr>
-              <w:t>估計水塔風車馬達年度總耗電：</w:t>
+              <w:t>估計水塔風車馬達</w:t>
+            </w:r>
+            <w:proofErr w:type="gramStart"/>
+            <w:r>
+              <w:rPr>
+                <w:rFonts w:ascii="標楷體" w:eastAsia="標楷體" w:hAnsi="標楷體" w:hint="eastAsia"/>
+                <w:szCs w:val="24"/>
+              </w:rPr>
+              <w:t>年度總耗電</w:t>
+            </w:r>
+            <w:proofErr w:type="gramEnd"/>
+            <w:r>
+              <w:rPr>
+                <w:rFonts w:ascii="標楷體" w:eastAsia="標楷體" w:hAnsi="標楷體" w:hint="eastAsia"/>
+                <w:szCs w:val="24"/>
+              </w:rPr>
+              <w:t>：</w:t>
             </w:r>
             <w:r>
               <w:rPr>
@@ -2205,20 +2304,23 @@
               </w:rPr>
               <w:t>kWh/年。</w:t>
             </w:r>
-          </w:p>
-          <w:p>
-            <w:pPr>
-              <w:rPr>
-                <w:rFonts w:hint="eastAsia"/>
+            <w:bookmarkStart w:id="0" w:name="_GoBack"/>
+            <w:bookmarkEnd w:id="0"/>
+          </w:p>
+          <w:p>
+            <w:pPr>
+              <w:jc w:val="center"/>
+              <w:rPr>
                 <w:noProof/>
                 <w:color w:val="FF0000"/>
               </w:rPr>
             </w:pPr>
             <w:r>
+              <w:rPr>
+                <w:color w:val="FF0000"/>
+              </w:rPr>
               <w:t>[[OLD_TABLE]]</w:t>
             </w:r>
-            <w:bookmarkStart w:id="0" w:name="_GoBack"/>
-            <w:bookmarkEnd w:id="0"/>
           </w:p>
           <w:p>
             <w:pPr>
@@ -2302,8 +2404,33 @@
                 <w:rFonts w:ascii="標楷體" w:eastAsia="標楷體" w:hAnsi="標楷體"/>
                 <w:szCs w:val="24"/>
               </w:rPr>
-              <w:t>應作最適當的控制方式運轉，因此在冷卻水塔風扇馬達加裝變頻器，讓冷卻水塔風扇轉速可依外氣濕球溫度設定值，據以估計其負載之大小。如此一來，</w:t>
-            </w:r>
+              <w:t>應作最適當的控制方式運轉，因此在冷卻水塔風扇馬達加裝變頻器，讓冷卻水塔風扇轉速可依</w:t>
+            </w:r>
+            <w:proofErr w:type="gramStart"/>
+            <w:r>
+              <w:rPr>
+                <w:rFonts w:ascii="標楷體" w:eastAsia="標楷體" w:hAnsi="標楷體"/>
+                <w:szCs w:val="24"/>
+              </w:rPr>
+              <w:t>外氣濕球</w:t>
+            </w:r>
+            <w:proofErr w:type="gramEnd"/>
+            <w:r>
+              <w:rPr>
+                <w:rFonts w:ascii="標楷體" w:eastAsia="標楷體" w:hAnsi="標楷體"/>
+                <w:szCs w:val="24"/>
+              </w:rPr>
+              <w:t>溫度設定值，據以估計其負載之大小。如此</w:t>
+            </w:r>
+            <w:proofErr w:type="gramStart"/>
+            <w:r>
+              <w:rPr>
+                <w:rFonts w:ascii="標楷體" w:eastAsia="標楷體" w:hAnsi="標楷體"/>
+                <w:szCs w:val="24"/>
+              </w:rPr>
+              <w:t>一來，</w:t>
+            </w:r>
+            <w:proofErr w:type="gramEnd"/>
             <w:r>
               <w:rPr>
                 <w:rFonts w:ascii="標楷體" w:eastAsia="標楷體" w:hAnsi="標楷體" w:hint="eastAsia"/>
@@ -2316,7 +2443,23 @@
                 <w:rFonts w:ascii="標楷體" w:eastAsia="標楷體" w:hAnsi="標楷體"/>
                 <w:szCs w:val="24"/>
               </w:rPr>
-              <w:t>主機可因冷卻水溫隨季節變動調低而使耗電減少，冷卻水塔風扇也可全力運轉，但不致於浪費過多電力</w:t>
+              <w:t>主機可因冷卻水溫隨季節變動調低</w:t>
+            </w:r>
+            <w:proofErr w:type="gramStart"/>
+            <w:r>
+              <w:rPr>
+                <w:rFonts w:ascii="標楷體" w:eastAsia="標楷體" w:hAnsi="標楷體"/>
+                <w:szCs w:val="24"/>
+              </w:rPr>
+              <w:t>而使耗電</w:t>
+            </w:r>
+            <w:proofErr w:type="gramEnd"/>
+            <w:r>
+              <w:rPr>
+                <w:rFonts w:ascii="標楷體" w:eastAsia="標楷體" w:hAnsi="標楷體"/>
+                <w:szCs w:val="24"/>
+              </w:rPr>
+              <w:t>減少，冷卻水塔風扇也可全力運轉，但不致於浪費過多電力</w:t>
             </w:r>
             <w:r>
               <w:rPr>
@@ -2360,7 +2503,23 @@
                 <w:rFonts w:ascii="標楷體" w:eastAsia="標楷體" w:hAnsi="標楷體"/>
                 <w:szCs w:val="24"/>
               </w:rPr>
-              <w:t>，如假設風扇效率在此略成一定值時，軸動力因與H、Q成比例，故其變化量只為風量之減少率與靜壓之增加率之乘積部份而己。若是將節氣閘全開，而改變風扇轉速由N</w:t>
+              <w:t>，如假設風扇效率在此略成一定值時，軸動力因與H、Q成比例，故其變化量只為風量之減少率與靜壓之增加率之乘積部份而己。</w:t>
+            </w:r>
+            <w:proofErr w:type="gramStart"/>
+            <w:r>
+              <w:rPr>
+                <w:rFonts w:ascii="標楷體" w:eastAsia="標楷體" w:hAnsi="標楷體"/>
+                <w:szCs w:val="24"/>
+              </w:rPr>
+              <w:t>若是將節氣閘</w:t>
+            </w:r>
+            <w:proofErr w:type="gramEnd"/>
+            <w:r>
+              <w:rPr>
+                <w:rFonts w:ascii="標楷體" w:eastAsia="標楷體" w:hAnsi="標楷體"/>
+                <w:szCs w:val="24"/>
+              </w:rPr>
+              <w:t>全開，而改變風扇轉速由N</w:t>
             </w:r>
             <w:r>
               <w:rPr>
@@ -2525,7 +2684,55 @@
                 <w:rFonts w:ascii="標楷體" w:eastAsia="標楷體" w:hAnsi="標楷體"/>
                 <w:szCs w:val="24"/>
               </w:rPr>
-              <w:t>)之三次方倍，換句話說，以變頻器控制轉速調整風量至1/2時，理論上軸動力則僅需1/2三次方，亦即只要12.5%之軸動力就夠了，實際上考慮變頻轉變效率(約5%全載損失)，約需20%軸動力，由此可知其節省電力之功效</w:t>
+              <w:t>)之三次方</w:t>
+            </w:r>
+            <w:proofErr w:type="gramStart"/>
+            <w:r>
+              <w:rPr>
+                <w:rFonts w:ascii="標楷體" w:eastAsia="標楷體" w:hAnsi="標楷體"/>
+                <w:szCs w:val="24"/>
+              </w:rPr>
+              <w:t>倍</w:t>
+            </w:r>
+            <w:proofErr w:type="gramEnd"/>
+            <w:r>
+              <w:rPr>
+                <w:rFonts w:ascii="標楷體" w:eastAsia="標楷體" w:hAnsi="標楷體"/>
+                <w:szCs w:val="24"/>
+              </w:rPr>
+              <w:t>，換句話說，以變頻器控制轉速調整風量至1/2時，理論上軸動力則僅需1/2</w:t>
+            </w:r>
+            <w:proofErr w:type="gramStart"/>
+            <w:r>
+              <w:rPr>
+                <w:rFonts w:ascii="標楷體" w:eastAsia="標楷體" w:hAnsi="標楷體"/>
+                <w:szCs w:val="24"/>
+              </w:rPr>
+              <w:t>三</w:t>
+            </w:r>
+            <w:proofErr w:type="gramEnd"/>
+            <w:r>
+              <w:rPr>
+                <w:rFonts w:ascii="標楷體" w:eastAsia="標楷體" w:hAnsi="標楷體"/>
+                <w:szCs w:val="24"/>
+              </w:rPr>
+              <w:t>次方，亦即只要12.5%</w:t>
+            </w:r>
+            <w:proofErr w:type="gramStart"/>
+            <w:r>
+              <w:rPr>
+                <w:rFonts w:ascii="標楷體" w:eastAsia="標楷體" w:hAnsi="標楷體"/>
+                <w:szCs w:val="24"/>
+              </w:rPr>
+              <w:t>之軸動力</w:t>
+            </w:r>
+            <w:proofErr w:type="gramEnd"/>
+            <w:r>
+              <w:rPr>
+                <w:rFonts w:ascii="標楷體" w:eastAsia="標楷體" w:hAnsi="標楷體"/>
+                <w:szCs w:val="24"/>
+              </w:rPr>
+              <w:t>就夠了，實際上考慮變頻轉變效率(約5%全載損失)，約需20%軸動力，由此可知其節省電力之功效</w:t>
             </w:r>
             <w:r>
               <w:rPr>
@@ -2552,7 +2759,23 @@
                 <w:rFonts w:ascii="標楷體" w:eastAsia="標楷體" w:hAnsi="標楷體"/>
                 <w:szCs w:val="24"/>
               </w:rPr>
-              <w:t>水塔風扇配合變頻器(VSD)，正常運轉時由外氣濕球溫度感測器來調整至一定接近溫度(Approach Temp.，通常可取3～5</w:t>
+              <w:t>水塔風扇配合變頻器(VSD)，正常運轉時由</w:t>
+            </w:r>
+            <w:proofErr w:type="gramStart"/>
+            <w:r>
+              <w:rPr>
+                <w:rFonts w:ascii="標楷體" w:eastAsia="標楷體" w:hAnsi="標楷體"/>
+                <w:szCs w:val="24"/>
+              </w:rPr>
+              <w:t>外氣濕球</w:t>
+            </w:r>
+            <w:proofErr w:type="gramEnd"/>
+            <w:r>
+              <w:rPr>
+                <w:rFonts w:ascii="標楷體" w:eastAsia="標楷體" w:hAnsi="標楷體"/>
+                <w:szCs w:val="24"/>
+              </w:rPr>
+              <w:t>溫度感測器來調整至一定接近溫度(Approach Temp.，通常可取3～5</w:t>
             </w:r>
             <w:r>
               <w:rPr>
@@ -2566,7 +2789,39 @@
                 <w:rFonts w:ascii="標楷體" w:eastAsia="標楷體" w:hAnsi="標楷體"/>
                 <w:szCs w:val="24"/>
               </w:rPr>
-              <w:t>)，即控制冷卻水塔出水溫度與外氣濕球溫度差至此接近溫度，唯出水溫度不要低於17</w:t>
+              <w:t>)，即控制冷卻水塔出水溫度與</w:t>
+            </w:r>
+            <w:proofErr w:type="gramStart"/>
+            <w:r>
+              <w:rPr>
+                <w:rFonts w:ascii="標楷體" w:eastAsia="標楷體" w:hAnsi="標楷體"/>
+                <w:szCs w:val="24"/>
+              </w:rPr>
+              <w:t>外氣濕球</w:t>
+            </w:r>
+            <w:proofErr w:type="gramEnd"/>
+            <w:r>
+              <w:rPr>
+                <w:rFonts w:ascii="標楷體" w:eastAsia="標楷體" w:hAnsi="標楷體"/>
+                <w:szCs w:val="24"/>
+              </w:rPr>
+              <w:t>溫度差至此接近溫度，</w:t>
+            </w:r>
+            <w:proofErr w:type="gramStart"/>
+            <w:r>
+              <w:rPr>
+                <w:rFonts w:ascii="標楷體" w:eastAsia="標楷體" w:hAnsi="標楷體"/>
+                <w:szCs w:val="24"/>
+              </w:rPr>
+              <w:t>唯出水</w:t>
+            </w:r>
+            <w:proofErr w:type="gramEnd"/>
+            <w:r>
+              <w:rPr>
+                <w:rFonts w:ascii="標楷體" w:eastAsia="標楷體" w:hAnsi="標楷體"/>
+                <w:szCs w:val="24"/>
+              </w:rPr>
+              <w:t>溫度不要低於17</w:t>
             </w:r>
             <w:r>
               <w:rPr>
@@ -2735,12 +2990,21 @@
               </w:rPr>
               <w:t>並</w:t>
             </w:r>
-            <w:r>
-              <w:rPr>
-                <w:rFonts w:ascii="標楷體" w:eastAsia="標楷體" w:hAnsi="標楷體"/>
-                <w:szCs w:val="24"/>
-              </w:rPr>
-              <w:t>以外氣濕球溫度為設定值，並據以估計其負載之大小，且假設變頻器之低限值為30Hz，變頻器耗損功率比例約為6%</w:t>
+            <w:proofErr w:type="gramStart"/>
+            <w:r>
+              <w:rPr>
+                <w:rFonts w:ascii="標楷體" w:eastAsia="標楷體" w:hAnsi="標楷體"/>
+                <w:szCs w:val="24"/>
+              </w:rPr>
+              <w:t>以外氣濕球</w:t>
+            </w:r>
+            <w:proofErr w:type="gramEnd"/>
+            <w:r>
+              <w:rPr>
+                <w:rFonts w:ascii="標楷體" w:eastAsia="標楷體" w:hAnsi="標楷體"/>
+                <w:szCs w:val="24"/>
+              </w:rPr>
+              <w:t>溫度為設定值，並據以估計其負載之大小，且假設變頻器之低限值為30Hz，變頻器耗損功率比例約為6%</w:t>
             </w:r>
             <w:r>
               <w:rPr>
@@ -2760,7 +3024,23 @@
                 <w:rFonts w:ascii="標楷體" w:eastAsia="標楷體" w:hAnsi="標楷體" w:hint="eastAsia"/>
                 <w:szCs w:val="24"/>
               </w:rPr>
-              <w:t>kWh，抑低需量約</w:t>
+              <w:t>kWh，</w:t>
+            </w:r>
+            <w:proofErr w:type="gramStart"/>
+            <w:r>
+              <w:rPr>
+                <w:rFonts w:ascii="標楷體" w:eastAsia="標楷體" w:hAnsi="標楷體" w:hint="eastAsia"/>
+                <w:szCs w:val="24"/>
+              </w:rPr>
+              <w:t>抑低需量</w:t>
+            </w:r>
+            <w:proofErr w:type="gramEnd"/>
+            <w:r>
+              <w:rPr>
+                <w:rFonts w:ascii="標楷體" w:eastAsia="標楷體" w:hAnsi="標楷體" w:hint="eastAsia"/>
+                <w:szCs w:val="24"/>
+              </w:rPr>
+              <w:t>約</w:t>
             </w:r>
             <w:r>
               <w:rPr>
@@ -2949,12 +3229,14 @@
               </w:rPr>
               <w:t>萬元/年</w:t>
             </w:r>
+            <w:proofErr w:type="gramStart"/>
             <w:r>
               <w:rPr>
                 <w:rFonts w:ascii="標楷體" w:eastAsia="標楷體" w:hAnsi="標楷體" w:hint="eastAsia"/>
               </w:rPr>
               <w:t>≒</w:t>
             </w:r>
+            <w:proofErr w:type="gramEnd"/>
             <w:r>
               <w:rPr>
                 <w:color w:val="FF0000"/>
@@ -6085,7 +6367,7 @@
 </file>
 
 <file path=customXml/itemProps1.xml><?xml version="1.0" encoding="utf-8"?>
-<ds:datastoreItem xmlns:ds="http://schemas.openxmlformats.org/officeDocument/2006/customXml" ds:itemID="{DA0B8D6F-D13F-46C1-81EB-494920838E7E}">
+<ds:datastoreItem xmlns:ds="http://schemas.openxmlformats.org/officeDocument/2006/customXml" ds:itemID="{353810C1-A1D6-4147-8731-2B3D982DC969}">
   <ds:schemaRefs>
     <ds:schemaRef ds:uri="http://schemas.openxmlformats.org/officeDocument/2006/bibliography"/>
   </ds:schemaRefs>
